--- a/Business_Template.docx
+++ b/Business_Template.docx
@@ -1660,6 +1660,9 @@
       <w:pPr>
         <w:pStyle w:val="BodyText"/>
       </w:pPr>
+      <w:r>
+        <w:t>It worked?</w:t>
+      </w:r>
     </w:p>
     <w:sectPr>
       <w:headerReference w:type="default" r:id="rId11"/>
@@ -6642,6 +6645,29 @@
 </file>
 
 <file path=customXml/item1.xml><?xml version="1.0" encoding="utf-8"?>
+<?mso-contentType ?>
+<FormTemplates xmlns="http://schemas.microsoft.com/sharepoint/v3/contenttype/forms">
+  <Display>DocumentLibraryForm</Display>
+  <Edit>DocumentLibraryForm</Edit>
+  <New>DocumentLibraryForm</New>
+</FormTemplates>
+</file>
+
+<file path=customXml/item2.xml><?xml version="1.0" encoding="utf-8"?>
+<p:properties xmlns:p="http://schemas.microsoft.com/office/2006/metadata/properties" xmlns:xsi="http://www.w3.org/2001/XMLSchema-instance" xmlns:pc="http://schemas.microsoft.com/office/infopath/2007/PartnerControls">
+  <documentManagement>
+    <SharedWithUsers xmlns="7f0dcb33-685e-48d8-b644-2ef2786c1229">
+      <UserInfo>
+        <DisplayName/>
+        <AccountId xsi:nil="true"/>
+        <AccountType/>
+      </UserInfo>
+    </SharedWithUsers>
+  </documentManagement>
+</p:properties>
+</file>
+
+<file path=customXml/item3.xml><?xml version="1.0" encoding="utf-8"?>
 <ct:contentTypeSchema xmlns:ct="http://schemas.microsoft.com/office/2006/metadata/contentType" xmlns:ma="http://schemas.microsoft.com/office/2006/metadata/properties/metaAttributes" ct:_="" ma:_="" ma:contentTypeName="Document" ma:contentTypeID="0x010100B3483E581E535547A5C5133F57803043" ma:contentTypeVersion="7" ma:contentTypeDescription="Create a new document." ma:contentTypeScope="" ma:versionID="26f0e3c34181377a2b428b97b0aacf58">
   <xsd:schema xmlns:xsd="http://www.w3.org/2001/XMLSchema" xmlns:xs="http://www.w3.org/2001/XMLSchema" xmlns:p="http://schemas.microsoft.com/office/2006/metadata/properties" xmlns:ns2="0a074a96-e172-4849-a42b-0522bc04182b" xmlns:ns3="7f0dcb33-685e-48d8-b644-2ef2786c1229" targetNamespace="http://schemas.microsoft.com/office/2006/metadata/properties" ma:root="true" ma:fieldsID="c6eeec6c9df2cadb2fce64bd00511549" ns2:_="" ns3:_="">
     <xsd:import namespace="0a074a96-e172-4849-a42b-0522bc04182b"/>
@@ -6826,30 +6852,25 @@
 </ct:contentTypeSchema>
 </file>
 
-<file path=customXml/item2.xml><?xml version="1.0" encoding="utf-8"?>
-<p:properties xmlns:p="http://schemas.microsoft.com/office/2006/metadata/properties" xmlns:xsi="http://www.w3.org/2001/XMLSchema-instance" xmlns:pc="http://schemas.microsoft.com/office/infopath/2007/PartnerControls">
-  <documentManagement>
-    <SharedWithUsers xmlns="7f0dcb33-685e-48d8-b644-2ef2786c1229">
-      <UserInfo>
-        <DisplayName/>
-        <AccountId xsi:nil="true"/>
-        <AccountType/>
-      </UserInfo>
-    </SharedWithUsers>
-  </documentManagement>
-</p:properties>
+<file path=customXml/itemProps1.xml><?xml version="1.0" encoding="utf-8"?>
+<ds:datastoreItem xmlns:ds="http://schemas.openxmlformats.org/officeDocument/2006/customXml" ds:itemID="{CEAD825D-2413-46BA-BB1F-DCE637B19B0C}">
+  <ds:schemaRefs>
+    <ds:schemaRef ds:uri="http://schemas.microsoft.com/sharepoint/v3/contenttype/forms"/>
+  </ds:schemaRefs>
+</ds:datastoreItem>
 </file>
 
-<file path=customXml/item3.xml><?xml version="1.0" encoding="utf-8"?>
-<?mso-contentType ?>
-<FormTemplates xmlns="http://schemas.microsoft.com/sharepoint/v3/contenttype/forms">
-  <Display>DocumentLibraryForm</Display>
-  <Edit>DocumentLibraryForm</Edit>
-  <New>DocumentLibraryForm</New>
-</FormTemplates>
+<file path=customXml/itemProps2.xml><?xml version="1.0" encoding="utf-8"?>
+<ds:datastoreItem xmlns:ds="http://schemas.openxmlformats.org/officeDocument/2006/customXml" ds:itemID="{E4B4D352-B35B-4B3A-95D2-902933709BD2}">
+  <ds:schemaRefs>
+    <ds:schemaRef ds:uri="http://schemas.microsoft.com/office/2006/metadata/properties"/>
+    <ds:schemaRef ds:uri="http://schemas.microsoft.com/office/infopath/2007/PartnerControls"/>
+    <ds:schemaRef ds:uri="7f0dcb33-685e-48d8-b644-2ef2786c1229"/>
+  </ds:schemaRefs>
+</ds:datastoreItem>
 </file>
 
-<file path=customXml/itemProps1.xml><?xml version="1.0" encoding="utf-8"?>
+<file path=customXml/itemProps3.xml><?xml version="1.0" encoding="utf-8"?>
 <ds:datastoreItem xmlns:ds="http://schemas.openxmlformats.org/officeDocument/2006/customXml" ds:itemID="{2240CE2F-0274-489A-BA80-8887BFB6B269}">
   <ds:schemaRefs>
     <ds:schemaRef ds:uri="http://schemas.microsoft.com/office/2006/metadata/contentType"/>
@@ -6866,22 +6887,4 @@
     <ds:schemaRef ds:uri="http://schemas.microsoft.com/internal/obd"/>
   </ds:schemaRefs>
 </ds:datastoreItem>
-</file>
-
-<file path=customXml/itemProps2.xml><?xml version="1.0" encoding="utf-8"?>
-<ds:datastoreItem xmlns:ds="http://schemas.openxmlformats.org/officeDocument/2006/customXml" ds:itemID="{E4B4D352-B35B-4B3A-95D2-902933709BD2}">
-  <ds:schemaRefs>
-    <ds:schemaRef ds:uri="http://schemas.microsoft.com/office/2006/metadata/properties"/>
-    <ds:schemaRef ds:uri="http://schemas.microsoft.com/office/infopath/2007/PartnerControls"/>
-    <ds:schemaRef ds:uri="7f0dcb33-685e-48d8-b644-2ef2786c1229"/>
-  </ds:schemaRefs>
-</ds:datastoreItem>
-</file>
-
-<file path=customXml/itemProps3.xml><?xml version="1.0" encoding="utf-8"?>
-<ds:datastoreItem xmlns:ds="http://schemas.openxmlformats.org/officeDocument/2006/customXml" ds:itemID="{CEAD825D-2413-46BA-BB1F-DCE637B19B0C}">
-  <ds:schemaRefs>
-    <ds:schemaRef ds:uri="http://schemas.microsoft.com/sharepoint/v3/contenttype/forms"/>
-  </ds:schemaRefs>
-</ds:datastoreItem>
 </file>
--- a/Business_Template.docx
+++ b/Business_Template.docx
@@ -1530,10 +1530,12 @@
     <w:p>
       <w:pPr>
         <w:pStyle w:val="BodyText"/>
-        <w:ind w:firstLine="720"/>
       </w:pPr>
       <w:r>
-        <w:t>The first dataset contains transactional information collected from physical stores. Each transaction records the store location, city, date and time of the purchase, cashier identifier, the number of items purchased, total amount spent, payment method, any discount applied, loyalty points earned, and a unique receipt number. This dataset represents offline transactions and is organized in a way that allows analysis of sales performance by store, city, and product quantities sold.</w:t>
+        <w:t>The first dataset contains the following</w:t>
+      </w:r>
+      <w:r>
+        <w:t xml:space="preserve"> information</w:t>
       </w:r>
     </w:p>
     <w:p>
@@ -1543,34 +1545,12 @@
     </w:p>
     <w:p>
       <w:pPr>
-        <w:pStyle w:val="BodyText"/>
-      </w:pPr>
-      <w:r>
-        <w:t>The second dataset is derived from the first but represents online transactions. To distinguish it from the offline dataset, all transaction IDs and receipt numbers have been modified, and the payment method is focused on digital options like mobile money, with card payments also included. This dataset maintains the same structure as the offline sales data but captures online customer behavior and ensures the datasets are different enough for integration into a data warehouse.</w:t>
-      </w:r>
-    </w:p>
-    <w:p>
-      <w:pPr>
-        <w:pStyle w:val="BodyText"/>
-      </w:pPr>
-    </w:p>
-    <w:p>
-      <w:pPr>
-        <w:pStyle w:val="BodyText"/>
-      </w:pPr>
-      <w:r>
-        <w:t>Together, these two datasets provide a comprehensive view of retail sales activity, allowing the business to analyze both offline and online performance, understand customer behavior across channels, and gain insights into overall sales trends, promotions, and loyalty programs. The datasets also include sufficient attributes to support the creation of dimensions for date, store location, cashier, payment method, and customer loyalty, which will be critical when designing the data warehouse.</w:t>
-      </w:r>
-    </w:p>
-    <w:p>
-      <w:pPr>
         <w:pStyle w:val="Heading2"/>
         <w:keepNext w:val="0"/>
         <w:ind w:left="851" w:hanging="851"/>
       </w:pPr>
       <w:bookmarkStart w:id="18" w:name="_Toc155614191"/>
       <w:r>
-        <w:lastRenderedPageBreak/>
         <w:t>GRAIN / DIM / FACT</w:t>
       </w:r>
       <w:bookmarkEnd w:id="18"/>
@@ -1594,6 +1574,7 @@
       <w:bookmarkStart w:id="20" w:name="_Hlk137549024"/>
       <w:bookmarkStart w:id="21" w:name="_Hlk314571188"/>
       <w:r>
+        <w:lastRenderedPageBreak/>
         <w:t>Business Layer 3NF</w:t>
       </w:r>
       <w:bookmarkEnd w:id="19"/>
@@ -1660,9 +1641,6 @@
       <w:pPr>
         <w:pStyle w:val="BodyText"/>
       </w:pPr>
-      <w:r>
-        <w:t>It worked?</w:t>
-      </w:r>
     </w:p>
     <w:sectPr>
       <w:headerReference w:type="default" r:id="rId11"/>
@@ -6654,20 +6632,6 @@
 </file>
 
 <file path=customXml/item2.xml><?xml version="1.0" encoding="utf-8"?>
-<p:properties xmlns:p="http://schemas.microsoft.com/office/2006/metadata/properties" xmlns:xsi="http://www.w3.org/2001/XMLSchema-instance" xmlns:pc="http://schemas.microsoft.com/office/infopath/2007/PartnerControls">
-  <documentManagement>
-    <SharedWithUsers xmlns="7f0dcb33-685e-48d8-b644-2ef2786c1229">
-      <UserInfo>
-        <DisplayName/>
-        <AccountId xsi:nil="true"/>
-        <AccountType/>
-      </UserInfo>
-    </SharedWithUsers>
-  </documentManagement>
-</p:properties>
-</file>
-
-<file path=customXml/item3.xml><?xml version="1.0" encoding="utf-8"?>
 <ct:contentTypeSchema xmlns:ct="http://schemas.microsoft.com/office/2006/metadata/contentType" xmlns:ma="http://schemas.microsoft.com/office/2006/metadata/properties/metaAttributes" ct:_="" ma:_="" ma:contentTypeName="Document" ma:contentTypeID="0x010100B3483E581E535547A5C5133F57803043" ma:contentTypeVersion="7" ma:contentTypeDescription="Create a new document." ma:contentTypeScope="" ma:versionID="26f0e3c34181377a2b428b97b0aacf58">
   <xsd:schema xmlns:xsd="http://www.w3.org/2001/XMLSchema" xmlns:xs="http://www.w3.org/2001/XMLSchema" xmlns:p="http://schemas.microsoft.com/office/2006/metadata/properties" xmlns:ns2="0a074a96-e172-4849-a42b-0522bc04182b" xmlns:ns3="7f0dcb33-685e-48d8-b644-2ef2786c1229" targetNamespace="http://schemas.microsoft.com/office/2006/metadata/properties" ma:root="true" ma:fieldsID="c6eeec6c9df2cadb2fce64bd00511549" ns2:_="" ns3:_="">
     <xsd:import namespace="0a074a96-e172-4849-a42b-0522bc04182b"/>
@@ -6852,6 +6816,20 @@
 </ct:contentTypeSchema>
 </file>
 
+<file path=customXml/item3.xml><?xml version="1.0" encoding="utf-8"?>
+<p:properties xmlns:p="http://schemas.microsoft.com/office/2006/metadata/properties" xmlns:xsi="http://www.w3.org/2001/XMLSchema-instance" xmlns:pc="http://schemas.microsoft.com/office/infopath/2007/PartnerControls">
+  <documentManagement>
+    <SharedWithUsers xmlns="7f0dcb33-685e-48d8-b644-2ef2786c1229">
+      <UserInfo>
+        <DisplayName/>
+        <AccountId xsi:nil="true"/>
+        <AccountType/>
+      </UserInfo>
+    </SharedWithUsers>
+  </documentManagement>
+</p:properties>
+</file>
+
 <file path=customXml/itemProps1.xml><?xml version="1.0" encoding="utf-8"?>
 <ds:datastoreItem xmlns:ds="http://schemas.openxmlformats.org/officeDocument/2006/customXml" ds:itemID="{CEAD825D-2413-46BA-BB1F-DCE637B19B0C}">
   <ds:schemaRefs>
@@ -6861,16 +6839,6 @@
 </file>
 
 <file path=customXml/itemProps2.xml><?xml version="1.0" encoding="utf-8"?>
-<ds:datastoreItem xmlns:ds="http://schemas.openxmlformats.org/officeDocument/2006/customXml" ds:itemID="{E4B4D352-B35B-4B3A-95D2-902933709BD2}">
-  <ds:schemaRefs>
-    <ds:schemaRef ds:uri="http://schemas.microsoft.com/office/2006/metadata/properties"/>
-    <ds:schemaRef ds:uri="http://schemas.microsoft.com/office/infopath/2007/PartnerControls"/>
-    <ds:schemaRef ds:uri="7f0dcb33-685e-48d8-b644-2ef2786c1229"/>
-  </ds:schemaRefs>
-</ds:datastoreItem>
-</file>
-
-<file path=customXml/itemProps3.xml><?xml version="1.0" encoding="utf-8"?>
 <ds:datastoreItem xmlns:ds="http://schemas.openxmlformats.org/officeDocument/2006/customXml" ds:itemID="{2240CE2F-0274-489A-BA80-8887BFB6B269}">
   <ds:schemaRefs>
     <ds:schemaRef ds:uri="http://schemas.microsoft.com/office/2006/metadata/contentType"/>
@@ -6887,4 +6855,14 @@
     <ds:schemaRef ds:uri="http://schemas.microsoft.com/internal/obd"/>
   </ds:schemaRefs>
 </ds:datastoreItem>
+</file>
+
+<file path=customXml/itemProps3.xml><?xml version="1.0" encoding="utf-8"?>
+<ds:datastoreItem xmlns:ds="http://schemas.openxmlformats.org/officeDocument/2006/customXml" ds:itemID="{E4B4D352-B35B-4B3A-95D2-902933709BD2}">
+  <ds:schemaRefs>
+    <ds:schemaRef ds:uri="http://schemas.microsoft.com/office/2006/metadata/properties"/>
+    <ds:schemaRef ds:uri="http://schemas.microsoft.com/office/infopath/2007/PartnerControls"/>
+    <ds:schemaRef ds:uri="7f0dcb33-685e-48d8-b644-2ef2786c1229"/>
+  </ds:schemaRefs>
+</ds:datastoreItem>
 </file>
--- a/Business_Template.docx
+++ b/Business_Template.docx
@@ -1537,6 +1537,200 @@
       <w:r>
         <w:t xml:space="preserve"> information</w:t>
       </w:r>
+      <w:r>
+        <w:t>:</w:t>
+      </w:r>
+    </w:p>
+    <w:p>
+      <w:pPr>
+        <w:pStyle w:val="BodyText"/>
+      </w:pPr>
+    </w:p>
+    <w:p>
+      <w:pPr>
+        <w:pStyle w:val="BodyText"/>
+      </w:pPr>
+      <w:r>
+        <w:t>Sale information:</w:t>
+      </w:r>
+    </w:p>
+    <w:p>
+      <w:pPr>
+        <w:pStyle w:val="BodyText"/>
+      </w:pPr>
+      <w:r>
+        <w:t>Date: when was the transaction made</w:t>
+      </w:r>
+    </w:p>
+    <w:p>
+      <w:pPr>
+        <w:pStyle w:val="BodyText"/>
+      </w:pPr>
+      <w:r>
+        <w:t>Transaction price: The dollar amount the business acquired</w:t>
+      </w:r>
+    </w:p>
+    <w:p>
+      <w:pPr>
+        <w:pStyle w:val="BodyText"/>
+      </w:pPr>
+      <w:r>
+        <w:t>Discount: was it applied or not.</w:t>
+      </w:r>
+    </w:p>
+    <w:p>
+      <w:pPr>
+        <w:pStyle w:val="BodyText"/>
+      </w:pPr>
+      <w:r>
+        <w:t>Amount: how many items were sold</w:t>
+      </w:r>
+    </w:p>
+    <w:p>
+      <w:pPr>
+        <w:pStyle w:val="BodyText"/>
+      </w:pPr>
+    </w:p>
+    <w:p>
+      <w:pPr>
+        <w:pStyle w:val="BodyText"/>
+      </w:pPr>
+      <w:r>
+        <w:t>Cashier information:</w:t>
+      </w:r>
+    </w:p>
+    <w:p>
+      <w:pPr>
+        <w:pStyle w:val="BodyText"/>
+      </w:pPr>
+      <w:r>
+        <w:t>Gender: male or female</w:t>
+      </w:r>
+    </w:p>
+    <w:p>
+      <w:pPr>
+        <w:pStyle w:val="BodyText"/>
+      </w:pPr>
+      <w:r>
+        <w:t>Birthday: age of our employees</w:t>
+      </w:r>
+    </w:p>
+    <w:p>
+      <w:pPr>
+        <w:pStyle w:val="BodyText"/>
+      </w:pPr>
+    </w:p>
+    <w:p>
+      <w:pPr>
+        <w:pStyle w:val="BodyText"/>
+      </w:pPr>
+      <w:r>
+        <w:t>Store information:</w:t>
+      </w:r>
+    </w:p>
+    <w:p>
+      <w:pPr>
+        <w:pStyle w:val="BodyText"/>
+      </w:pPr>
+      <w:r>
+        <w:t>Name: which chain the store belongs to</w:t>
+      </w:r>
+    </w:p>
+    <w:p>
+      <w:pPr>
+        <w:pStyle w:val="BodyText"/>
+      </w:pPr>
+      <w:r>
+        <w:lastRenderedPageBreak/>
+        <w:t>City: which city is it located in</w:t>
+      </w:r>
+    </w:p>
+    <w:p>
+      <w:pPr>
+        <w:pStyle w:val="BodyText"/>
+      </w:pPr>
+    </w:p>
+    <w:p>
+      <w:pPr>
+        <w:pStyle w:val="BodyText"/>
+      </w:pPr>
+      <w:r>
+        <w:t>City information:</w:t>
+      </w:r>
+    </w:p>
+    <w:p>
+      <w:pPr>
+        <w:pStyle w:val="BodyText"/>
+      </w:pPr>
+      <w:r>
+        <w:t>Name: the citie</w:t>
+      </w:r>
+      <w:r>
+        <w:t>s in which we are recording sales.</w:t>
+      </w:r>
+    </w:p>
+    <w:p>
+      <w:pPr>
+        <w:pStyle w:val="BodyText"/>
+      </w:pPr>
+      <w:r>
+        <w:t>Region: which part of Nigeria is the city</w:t>
+      </w:r>
+    </w:p>
+    <w:p>
+      <w:pPr>
+        <w:pStyle w:val="BodyText"/>
+      </w:pPr>
+    </w:p>
+    <w:p>
+      <w:pPr>
+        <w:pStyle w:val="BodyText"/>
+      </w:pPr>
+      <w:r>
+        <w:t>Customer information:</w:t>
+      </w:r>
+    </w:p>
+    <w:p>
+      <w:pPr>
+        <w:pStyle w:val="BodyText"/>
+      </w:pPr>
+      <w:r>
+        <w:t>Gender: male or female</w:t>
+      </w:r>
+    </w:p>
+    <w:p>
+      <w:pPr>
+        <w:pStyle w:val="BodyText"/>
+      </w:pPr>
+      <w:r>
+        <w:t xml:space="preserve">Birthday: age of our </w:t>
+      </w:r>
+      <w:r>
+        <w:t>customers.</w:t>
+      </w:r>
+    </w:p>
+    <w:p>
+      <w:pPr>
+        <w:pStyle w:val="BodyText"/>
+      </w:pPr>
+    </w:p>
+    <w:p>
+      <w:pPr>
+        <w:pStyle w:val="BodyText"/>
+      </w:pPr>
+      <w:r>
+        <w:t>The hierarchy we have in this dataset is one of location. Each store belongs to a city, and each city belongs to a region.</w:t>
+      </w:r>
+    </w:p>
+    <w:p>
+      <w:pPr>
+        <w:pStyle w:val="BodyText"/>
+      </w:pPr>
+    </w:p>
+    <w:p>
+      <w:pPr>
+        <w:pStyle w:val="BodyText"/>
+      </w:pPr>
     </w:p>
     <w:p>
       <w:pPr>
@@ -1574,7 +1768,6 @@
       <w:bookmarkStart w:id="20" w:name="_Hlk137549024"/>
       <w:bookmarkStart w:id="21" w:name="_Hlk314571188"/>
       <w:r>
-        <w:lastRenderedPageBreak/>
         <w:t>Business Layer 3NF</w:t>
       </w:r>
       <w:bookmarkEnd w:id="19"/>
@@ -6623,12 +6816,17 @@
 </file>
 
 <file path=customXml/item1.xml><?xml version="1.0" encoding="utf-8"?>
-<?mso-contentType ?>
-<FormTemplates xmlns="http://schemas.microsoft.com/sharepoint/v3/contenttype/forms">
-  <Display>DocumentLibraryForm</Display>
-  <Edit>DocumentLibraryForm</Edit>
-  <New>DocumentLibraryForm</New>
-</FormTemplates>
+<p:properties xmlns:p="http://schemas.microsoft.com/office/2006/metadata/properties" xmlns:xsi="http://www.w3.org/2001/XMLSchema-instance" xmlns:pc="http://schemas.microsoft.com/office/infopath/2007/PartnerControls">
+  <documentManagement>
+    <SharedWithUsers xmlns="7f0dcb33-685e-48d8-b644-2ef2786c1229">
+      <UserInfo>
+        <DisplayName/>
+        <AccountId xsi:nil="true"/>
+        <AccountType/>
+      </UserInfo>
+    </SharedWithUsers>
+  </documentManagement>
+</p:properties>
 </file>
 
 <file path=customXml/item2.xml><?xml version="1.0" encoding="utf-8"?>
@@ -6817,23 +7015,20 @@
 </file>
 
 <file path=customXml/item3.xml><?xml version="1.0" encoding="utf-8"?>
-<p:properties xmlns:p="http://schemas.microsoft.com/office/2006/metadata/properties" xmlns:xsi="http://www.w3.org/2001/XMLSchema-instance" xmlns:pc="http://schemas.microsoft.com/office/infopath/2007/PartnerControls">
-  <documentManagement>
-    <SharedWithUsers xmlns="7f0dcb33-685e-48d8-b644-2ef2786c1229">
-      <UserInfo>
-        <DisplayName/>
-        <AccountId xsi:nil="true"/>
-        <AccountType/>
-      </UserInfo>
-    </SharedWithUsers>
-  </documentManagement>
-</p:properties>
+<?mso-contentType ?>
+<FormTemplates xmlns="http://schemas.microsoft.com/sharepoint/v3/contenttype/forms">
+  <Display>DocumentLibraryForm</Display>
+  <Edit>DocumentLibraryForm</Edit>
+  <New>DocumentLibraryForm</New>
+</FormTemplates>
 </file>
 
 <file path=customXml/itemProps1.xml><?xml version="1.0" encoding="utf-8"?>
-<ds:datastoreItem xmlns:ds="http://schemas.openxmlformats.org/officeDocument/2006/customXml" ds:itemID="{CEAD825D-2413-46BA-BB1F-DCE637B19B0C}">
+<ds:datastoreItem xmlns:ds="http://schemas.openxmlformats.org/officeDocument/2006/customXml" ds:itemID="{E4B4D352-B35B-4B3A-95D2-902933709BD2}">
   <ds:schemaRefs>
-    <ds:schemaRef ds:uri="http://schemas.microsoft.com/sharepoint/v3/contenttype/forms"/>
+    <ds:schemaRef ds:uri="http://schemas.microsoft.com/office/2006/metadata/properties"/>
+    <ds:schemaRef ds:uri="http://schemas.microsoft.com/office/infopath/2007/PartnerControls"/>
+    <ds:schemaRef ds:uri="7f0dcb33-685e-48d8-b644-2ef2786c1229"/>
   </ds:schemaRefs>
 </ds:datastoreItem>
 </file>
@@ -6858,11 +7053,9 @@
 </file>
 
 <file path=customXml/itemProps3.xml><?xml version="1.0" encoding="utf-8"?>
-<ds:datastoreItem xmlns:ds="http://schemas.openxmlformats.org/officeDocument/2006/customXml" ds:itemID="{E4B4D352-B35B-4B3A-95D2-902933709BD2}">
+<ds:datastoreItem xmlns:ds="http://schemas.openxmlformats.org/officeDocument/2006/customXml" ds:itemID="{CEAD825D-2413-46BA-BB1F-DCE637B19B0C}">
   <ds:schemaRefs>
-    <ds:schemaRef ds:uri="http://schemas.microsoft.com/office/2006/metadata/properties"/>
-    <ds:schemaRef ds:uri="http://schemas.microsoft.com/office/infopath/2007/PartnerControls"/>
-    <ds:schemaRef ds:uri="7f0dcb33-685e-48d8-b644-2ef2786c1229"/>
+    <ds:schemaRef ds:uri="http://schemas.microsoft.com/sharepoint/v3/contenttype/forms"/>
   </ds:schemaRefs>
 </ds:datastoreItem>
 </file>
--- a/Business_Template.docx
+++ b/Business_Template.docx
@@ -1496,10 +1496,12 @@
     <w:p>
       <w:pPr>
         <w:pStyle w:val="BodyText"/>
-        <w:ind w:firstLine="720"/>
       </w:pPr>
       <w:r>
-        <w:t>The first dataset contains transactional information collected from physical stores. Each transaction records the store location, city, date and time of the purchase, cashier identifier, the number of items purchased, total amount spent, payment method, any discount applied, loyalty points earned, and a unique receipt number. This dataset represents offline transactions and is organized in a way that allows analysis of sales performance by store, city, and product quantities sold.</w:t>
+        <w:t>The first dataset contains the following</w:t>
+      </w:r>
+      <w:r>
+        <w:t xml:space="preserve"> information:</w:t>
       </w:r>
     </w:p>
     <w:p>
@@ -1512,31 +1514,184 @@
         <w:pStyle w:val="BodyText"/>
       </w:pPr>
       <w:r>
-        <w:t>The second dataset is derived from the first but represents online transactions. To distinguish it from the offline dataset, all transaction IDs and receipt numbers have been modified, and the payment method is focused on digital options like mobile money, with card payments also included. This dataset maintains the same structure as the offline sales data but captures online customer behavior and ensures the datasets are different enough for integration into a data warehouse.</w:t>
+        <w:t>Sale information:</w:t>
       </w:r>
     </w:p>
     <w:p>
       <w:pPr>
         <w:pStyle w:val="BodyText"/>
       </w:pPr>
-    </w:p>
-    <w:p>
-      <w:pPr>
-        <w:pStyle w:val="BodyText"/>
-      </w:pPr>
       <w:r>
-        <w:t>Together, these two datasets provide a comprehensive view of retail sales activity, allowing the business to analyze both offline and online performance, understand customer behavior across channels, and gain insights into overall sales trends, promotions, and loyalty programs. The datasets also include sufficient attributes to support the creation of dimensions for date, store location, cashier, payment method, and customer loyalty, which will be critical when designing the data warehouse.</w:t>
+        <w:t>Date: when was the transaction made</w:t>
       </w:r>
     </w:p>
     <w:p>
       <w:pPr>
+        <w:pStyle w:val="BodyText"/>
+      </w:pPr>
+      <w:r>
+        <w:t>Transaction price: The dollar amount the business acquired</w:t>
+      </w:r>
+    </w:p>
+    <w:p>
+      <w:pPr>
+        <w:pStyle w:val="BodyText"/>
+      </w:pPr>
+      <w:r>
+        <w:t>Discount: was it applied or not.</w:t>
+      </w:r>
+    </w:p>
+    <w:p>
+      <w:pPr>
+        <w:pStyle w:val="BodyText"/>
+      </w:pPr>
+      <w:r>
+        <w:t>Amount: how many items were sold</w:t>
+      </w:r>
+    </w:p>
+    <w:p>
+      <w:pPr>
+        <w:pStyle w:val="BodyText"/>
+      </w:pPr>
+    </w:p>
+    <w:p>
+      <w:pPr>
+        <w:pStyle w:val="BodyText"/>
+      </w:pPr>
+      <w:r>
+        <w:t>Cashier information:</w:t>
+      </w:r>
+    </w:p>
+    <w:p>
+      <w:pPr>
+        <w:pStyle w:val="BodyText"/>
+      </w:pPr>
+      <w:r>
+        <w:t>Gender: male or female</w:t>
+      </w:r>
+    </w:p>
+    <w:p>
+      <w:pPr>
+        <w:pStyle w:val="BodyText"/>
+      </w:pPr>
+      <w:r>
+        <w:t>Birthday: age of our employees</w:t>
+      </w:r>
+    </w:p>
+    <w:p>
+      <w:pPr>
+        <w:pStyle w:val="BodyText"/>
+      </w:pPr>
+    </w:p>
+    <w:p>
+      <w:pPr>
+        <w:pStyle w:val="BodyText"/>
+      </w:pPr>
+      <w:r>
+        <w:t>Store information:</w:t>
+      </w:r>
+    </w:p>
+    <w:p>
+      <w:pPr>
+        <w:pStyle w:val="BodyText"/>
+      </w:pPr>
+      <w:r>
+        <w:t>Name: which chain the store belongs to</w:t>
+      </w:r>
+    </w:p>
+    <w:p>
+      <w:pPr>
+        <w:pStyle w:val="BodyText"/>
+      </w:pPr>
+      <w:r>
+        <w:lastRenderedPageBreak/>
+        <w:t>City: which city is it located in</w:t>
+      </w:r>
+    </w:p>
+    <w:p>
+      <w:pPr>
+        <w:pStyle w:val="BodyText"/>
+      </w:pPr>
+    </w:p>
+    <w:p>
+      <w:pPr>
+        <w:pStyle w:val="BodyText"/>
+      </w:pPr>
+      <w:r>
+        <w:t>City information:</w:t>
+      </w:r>
+    </w:p>
+    <w:p>
+      <w:pPr>
+        <w:pStyle w:val="BodyText"/>
+      </w:pPr>
+      <w:r>
+        <w:t>Name: the cities in which we are recording sales.</w:t>
+      </w:r>
+    </w:p>
+    <w:p>
+      <w:pPr>
+        <w:pStyle w:val="BodyText"/>
+      </w:pPr>
+      <w:r>
+        <w:t>Region: which part of Nigeria is the city</w:t>
+      </w:r>
+    </w:p>
+    <w:p>
+      <w:pPr>
+        <w:pStyle w:val="BodyText"/>
+      </w:pPr>
+    </w:p>
+    <w:p>
+      <w:pPr>
+        <w:pStyle w:val="BodyText"/>
+      </w:pPr>
+      <w:r>
+        <w:t>Customer information:</w:t>
+      </w:r>
+    </w:p>
+    <w:p>
+      <w:pPr>
+        <w:pStyle w:val="BodyText"/>
+      </w:pPr>
+      <w:r>
+        <w:t>Gender: male or female</w:t>
+      </w:r>
+    </w:p>
+    <w:p>
+      <w:pPr>
+        <w:pStyle w:val="BodyText"/>
+      </w:pPr>
+      <w:r>
+        <w:t>Birthday: age of our customers.</w:t>
+      </w:r>
+    </w:p>
+    <w:p>
+      <w:pPr>
+        <w:pStyle w:val="BodyText"/>
+      </w:pPr>
+    </w:p>
+    <w:p>
+      <w:pPr>
+        <w:pStyle w:val="BodyText"/>
+      </w:pPr>
+      <w:r>
+        <w:t>The hierarchy we have in this dataset is one of location. Each store belongs to a city, and each city belongs to a region.</w:t>
+      </w:r>
+    </w:p>
+    <w:p>
+      <w:pPr>
+        <w:pStyle w:val="BodyText"/>
+      </w:pPr>
+    </w:p>
+    <w:p>
+      <w:pPr>
         <w:pStyle w:val="Heading2"/>
         <w:keepNext w:val="0"/>
         <w:ind w:left="851" w:hanging="851"/>
       </w:pPr>
       <w:bookmarkStart w:id="18" w:name="_Toc155614191"/>
       <w:r>
-        <w:lastRenderedPageBreak/>
         <w:t>GRAIN / DIM / FACT</w:t>
       </w:r>
       <w:bookmarkEnd w:id="18"/>
@@ -2119,6 +2274,7 @@
             </w:pPr>
             <w:proofErr w:type="spellStart"/>
             <w:r>
+              <w:lastRenderedPageBreak/>
               <w:t>Total_amount_ngn</w:t>
             </w:r>
             <w:proofErr w:type="spellEnd"/>
@@ -3764,6 +3920,7 @@
               <w:pStyle w:val="BodyText"/>
             </w:pPr>
             <w:r>
+              <w:lastRenderedPageBreak/>
               <w:t>city</w:t>
             </w:r>
           </w:p>
@@ -4278,7 +4435,6 @@
           <w:sz w:val="24"/>
           <w:szCs w:val="24"/>
         </w:rPr>
-        <w:lastRenderedPageBreak/>
         <w:t>Example with data:</w:t>
       </w:r>
     </w:p>
@@ -5113,6 +5269,7 @@
       <w:bookmarkStart w:id="20" w:name="_Hlk137549024"/>
       <w:bookmarkStart w:id="21" w:name="_Hlk314571188"/>
       <w:r>
+        <w:lastRenderedPageBreak/>
         <w:t>Business Layer 3NF</w:t>
       </w:r>
       <w:bookmarkEnd w:id="19"/>
@@ -5130,15 +5287,11 @@
         <w:pStyle w:val="BodyText"/>
       </w:pPr>
       <w:r>
-        <w:rPr>
-          <w:noProof/>
-        </w:rPr>
-        <w:lastRenderedPageBreak/>
         <w:drawing>
-          <wp:inline distT="0" distB="0" distL="0" distR="0" wp14:anchorId="0FB2CE71" wp14:editId="4C481213">
-            <wp:extent cx="5941695" cy="4257040"/>
+          <wp:inline distT="0" distB="0" distL="0" distR="0" wp14:anchorId="797E5D0A" wp14:editId="11A5A4BB">
+            <wp:extent cx="5941695" cy="5621655"/>
             <wp:effectExtent l="0" t="0" r="1905" b="0"/>
-            <wp:docPr id="1176364429" name="Picture 6"/>
+            <wp:docPr id="928744920" name="Picture 1"/>
             <wp:cNvGraphicFramePr>
               <a:graphicFrameLocks xmlns:a="http://schemas.openxmlformats.org/drawingml/2006/main" noChangeAspect="1"/>
             </wp:cNvGraphicFramePr>
@@ -5146,17 +5299,11 @@
               <a:graphicData uri="http://schemas.openxmlformats.org/drawingml/2006/picture">
                 <pic:pic xmlns:pic="http://schemas.openxmlformats.org/drawingml/2006/picture">
                   <pic:nvPicPr>
-                    <pic:cNvPr id="1176364429" name="Picture 1176364429"/>
+                    <pic:cNvPr id="928744920" name=""/>
                     <pic:cNvPicPr/>
                   </pic:nvPicPr>
                   <pic:blipFill>
-                    <a:blip r:embed="rId11" cstate="print">
-                      <a:extLst>
-                        <a:ext uri="{28A0092B-C50C-407E-A947-70E740481C1C}">
-                          <a14:useLocalDpi xmlns:a14="http://schemas.microsoft.com/office/drawing/2010/main" val="0"/>
-                        </a:ext>
-                      </a:extLst>
-                    </a:blip>
+                    <a:blip r:embed="rId11"/>
                     <a:stretch>
                       <a:fillRect/>
                     </a:stretch>
@@ -5164,7 +5311,7 @@
                   <pic:spPr>
                     <a:xfrm>
                       <a:off x="0" y="0"/>
-                      <a:ext cx="5941695" cy="4257040"/>
+                      <a:ext cx="5941695" cy="5621655"/>
                     </a:xfrm>
                     <a:prstGeom prst="rect">
                       <a:avLst/>
@@ -5204,7 +5351,24 @@
         <w:pStyle w:val="BodyText"/>
       </w:pPr>
       <w:r>
-        <w:t>Table ‘cashier’ has column</w:t>
+        <w:t>Table ‘</w:t>
+      </w:r>
+      <w:proofErr w:type="spellStart"/>
+      <w:r>
+        <w:t>ce_</w:t>
+      </w:r>
+      <w:r>
+        <w:t>cashier</w:t>
+      </w:r>
+      <w:proofErr w:type="spellEnd"/>
+      <w:r>
+        <w:t>’</w:t>
+      </w:r>
+      <w:r>
+        <w:t xml:space="preserve"> (SCD2)</w:t>
+      </w:r>
+      <w:r>
+        <w:t xml:space="preserve"> has column</w:t>
       </w:r>
       <w:r>
         <w:t>s ‘</w:t>
@@ -5241,6 +5405,14 @@
       <w:r>
         <w:t xml:space="preserve"> easier.</w:t>
       </w:r>
+      <w:r>
+        <w:t xml:space="preserve"> All other tables have SCD1.</w:t>
+      </w:r>
+    </w:p>
+    <w:p>
+      <w:pPr>
+        <w:pStyle w:val="BodyText"/>
+      </w:pPr>
     </w:p>
     <w:p>
       <w:pPr>
@@ -5250,6 +5422,7 @@
       <w:bookmarkStart w:id="22" w:name="_Toc155614193"/>
       <w:bookmarkEnd w:id="20"/>
       <w:r>
+        <w:lastRenderedPageBreak/>
         <w:t>Business Layer Dimensional Model</w:t>
       </w:r>
       <w:bookmarkEnd w:id="22"/>
@@ -10302,29 +10475,6 @@
 </file>
 
 <file path=customXml/item1.xml><?xml version="1.0" encoding="utf-8"?>
-<?mso-contentType ?>
-<FormTemplates xmlns="http://schemas.microsoft.com/sharepoint/v3/contenttype/forms">
-  <Display>DocumentLibraryForm</Display>
-  <Edit>DocumentLibraryForm</Edit>
-  <New>DocumentLibraryForm</New>
-</FormTemplates>
-</file>
-
-<file path=customXml/item2.xml><?xml version="1.0" encoding="utf-8"?>
-<p:properties xmlns:p="http://schemas.microsoft.com/office/2006/metadata/properties" xmlns:xsi="http://www.w3.org/2001/XMLSchema-instance" xmlns:pc="http://schemas.microsoft.com/office/infopath/2007/PartnerControls">
-  <documentManagement>
-    <SharedWithUsers xmlns="7f0dcb33-685e-48d8-b644-2ef2786c1229">
-      <UserInfo>
-        <DisplayName/>
-        <AccountId xsi:nil="true"/>
-        <AccountType/>
-      </UserInfo>
-    </SharedWithUsers>
-  </documentManagement>
-</p:properties>
-</file>
-
-<file path=customXml/item3.xml><?xml version="1.0" encoding="utf-8"?>
 <ct:contentTypeSchema xmlns:ct="http://schemas.microsoft.com/office/2006/metadata/contentType" xmlns:ma="http://schemas.microsoft.com/office/2006/metadata/properties/metaAttributes" ct:_="" ma:_="" ma:contentTypeName="Document" ma:contentTypeID="0x010100B3483E581E535547A5C5133F57803043" ma:contentTypeVersion="7" ma:contentTypeDescription="Create a new document." ma:contentTypeScope="" ma:versionID="26f0e3c34181377a2b428b97b0aacf58">
   <xsd:schema xmlns:xsd="http://www.w3.org/2001/XMLSchema" xmlns:xs="http://www.w3.org/2001/XMLSchema" xmlns:p="http://schemas.microsoft.com/office/2006/metadata/properties" xmlns:ns2="0a074a96-e172-4849-a42b-0522bc04182b" xmlns:ns3="7f0dcb33-685e-48d8-b644-2ef2786c1229" targetNamespace="http://schemas.microsoft.com/office/2006/metadata/properties" ma:root="true" ma:fieldsID="c6eeec6c9df2cadb2fce64bd00511549" ns2:_="" ns3:_="">
     <xsd:import namespace="0a074a96-e172-4849-a42b-0522bc04182b"/>
@@ -10509,25 +10659,30 @@
 </ct:contentTypeSchema>
 </file>
 
-<file path=customXml/itemProps1.xml><?xml version="1.0" encoding="utf-8"?>
-<ds:datastoreItem xmlns:ds="http://schemas.openxmlformats.org/officeDocument/2006/customXml" ds:itemID="{CEAD825D-2413-46BA-BB1F-DCE637B19B0C}">
-  <ds:schemaRefs>
-    <ds:schemaRef ds:uri="http://schemas.microsoft.com/sharepoint/v3/contenttype/forms"/>
-  </ds:schemaRefs>
-</ds:datastoreItem>
+<file path=customXml/item2.xml><?xml version="1.0" encoding="utf-8"?>
+<p:properties xmlns:p="http://schemas.microsoft.com/office/2006/metadata/properties" xmlns:xsi="http://www.w3.org/2001/XMLSchema-instance" xmlns:pc="http://schemas.microsoft.com/office/infopath/2007/PartnerControls">
+  <documentManagement>
+    <SharedWithUsers xmlns="7f0dcb33-685e-48d8-b644-2ef2786c1229">
+      <UserInfo>
+        <DisplayName/>
+        <AccountId xsi:nil="true"/>
+        <AccountType/>
+      </UserInfo>
+    </SharedWithUsers>
+  </documentManagement>
+</p:properties>
 </file>
 
-<file path=customXml/itemProps2.xml><?xml version="1.0" encoding="utf-8"?>
-<ds:datastoreItem xmlns:ds="http://schemas.openxmlformats.org/officeDocument/2006/customXml" ds:itemID="{E4B4D352-B35B-4B3A-95D2-902933709BD2}">
-  <ds:schemaRefs>
-    <ds:schemaRef ds:uri="http://schemas.microsoft.com/office/2006/metadata/properties"/>
-    <ds:schemaRef ds:uri="http://schemas.microsoft.com/office/infopath/2007/PartnerControls"/>
-    <ds:schemaRef ds:uri="7f0dcb33-685e-48d8-b644-2ef2786c1229"/>
-  </ds:schemaRefs>
-</ds:datastoreItem>
+<file path=customXml/item3.xml><?xml version="1.0" encoding="utf-8"?>
+<?mso-contentType ?>
+<FormTemplates xmlns="http://schemas.microsoft.com/sharepoint/v3/contenttype/forms">
+  <Display>DocumentLibraryForm</Display>
+  <Edit>DocumentLibraryForm</Edit>
+  <New>DocumentLibraryForm</New>
+</FormTemplates>
 </file>
 
-<file path=customXml/itemProps3.xml><?xml version="1.0" encoding="utf-8"?>
+<file path=customXml/itemProps1.xml><?xml version="1.0" encoding="utf-8"?>
 <ds:datastoreItem xmlns:ds="http://schemas.openxmlformats.org/officeDocument/2006/customXml" ds:itemID="{2240CE2F-0274-489A-BA80-8887BFB6B269}">
   <ds:schemaRefs>
     <ds:schemaRef ds:uri="http://schemas.microsoft.com/office/2006/metadata/contentType"/>
@@ -10544,4 +10699,22 @@
     <ds:schemaRef ds:uri="http://schemas.microsoft.com/internal/obd"/>
   </ds:schemaRefs>
 </ds:datastoreItem>
+</file>
+
+<file path=customXml/itemProps2.xml><?xml version="1.0" encoding="utf-8"?>
+<ds:datastoreItem xmlns:ds="http://schemas.openxmlformats.org/officeDocument/2006/customXml" ds:itemID="{E4B4D352-B35B-4B3A-95D2-902933709BD2}">
+  <ds:schemaRefs>
+    <ds:schemaRef ds:uri="http://schemas.microsoft.com/office/2006/metadata/properties"/>
+    <ds:schemaRef ds:uri="http://schemas.microsoft.com/office/infopath/2007/PartnerControls"/>
+    <ds:schemaRef ds:uri="7f0dcb33-685e-48d8-b644-2ef2786c1229"/>
+  </ds:schemaRefs>
+</ds:datastoreItem>
+</file>
+
+<file path=customXml/itemProps3.xml><?xml version="1.0" encoding="utf-8"?>
+<ds:datastoreItem xmlns:ds="http://schemas.openxmlformats.org/officeDocument/2006/customXml" ds:itemID="{CEAD825D-2413-46BA-BB1F-DCE637B19B0C}">
+  <ds:schemaRefs>
+    <ds:schemaRef ds:uri="http://schemas.microsoft.com/sharepoint/v3/contenttype/forms"/>
+  </ds:schemaRefs>
+</ds:datastoreItem>
 </file>
--- a/Business_Template.docx
+++ b/Business_Template.docx
@@ -5288,10 +5288,10 @@
       </w:pPr>
       <w:r>
         <w:drawing>
-          <wp:inline distT="0" distB="0" distL="0" distR="0" wp14:anchorId="797E5D0A" wp14:editId="11A5A4BB">
-            <wp:extent cx="5941695" cy="5621655"/>
-            <wp:effectExtent l="0" t="0" r="1905" b="0"/>
-            <wp:docPr id="928744920" name="Picture 1"/>
+          <wp:inline distT="0" distB="0" distL="0" distR="0" wp14:anchorId="0EA60226" wp14:editId="6D017000">
+            <wp:extent cx="5941695" cy="4092575"/>
+            <wp:effectExtent l="0" t="0" r="1905" b="3175"/>
+            <wp:docPr id="2136989468" name="Picture 1"/>
             <wp:cNvGraphicFramePr>
               <a:graphicFrameLocks xmlns:a="http://schemas.openxmlformats.org/drawingml/2006/main" noChangeAspect="1"/>
             </wp:cNvGraphicFramePr>
@@ -5299,7 +5299,7 @@
               <a:graphicData uri="http://schemas.openxmlformats.org/drawingml/2006/picture">
                 <pic:pic xmlns:pic="http://schemas.openxmlformats.org/drawingml/2006/picture">
                   <pic:nvPicPr>
-                    <pic:cNvPr id="928744920" name=""/>
+                    <pic:cNvPr id="2136989468" name=""/>
                     <pic:cNvPicPr/>
                   </pic:nvPicPr>
                   <pic:blipFill>
@@ -5311,7 +5311,7 @@
                   <pic:spPr>
                     <a:xfrm>
                       <a:off x="0" y="0"/>
-                      <a:ext cx="5941695" cy="5621655"/>
+                      <a:ext cx="5941695" cy="4092575"/>
                     </a:xfrm>
                     <a:prstGeom prst="rect">
                       <a:avLst/>
@@ -5422,7 +5422,6 @@
       <w:bookmarkStart w:id="22" w:name="_Toc155614193"/>
       <w:bookmarkEnd w:id="20"/>
       <w:r>
-        <w:lastRenderedPageBreak/>
         <w:t>Business Layer Dimensional Model</w:t>
       </w:r>
       <w:bookmarkEnd w:id="22"/>
@@ -10660,6 +10659,15 @@
 </file>
 
 <file path=customXml/item2.xml><?xml version="1.0" encoding="utf-8"?>
+<?mso-contentType ?>
+<FormTemplates xmlns="http://schemas.microsoft.com/sharepoint/v3/contenttype/forms">
+  <Display>DocumentLibraryForm</Display>
+  <Edit>DocumentLibraryForm</Edit>
+  <New>DocumentLibraryForm</New>
+</FormTemplates>
+</file>
+
+<file path=customXml/item3.xml><?xml version="1.0" encoding="utf-8"?>
 <p:properties xmlns:p="http://schemas.microsoft.com/office/2006/metadata/properties" xmlns:xsi="http://www.w3.org/2001/XMLSchema-instance" xmlns:pc="http://schemas.microsoft.com/office/infopath/2007/PartnerControls">
   <documentManagement>
     <SharedWithUsers xmlns="7f0dcb33-685e-48d8-b644-2ef2786c1229">
@@ -10671,15 +10679,6 @@
     </SharedWithUsers>
   </documentManagement>
 </p:properties>
-</file>
-
-<file path=customXml/item3.xml><?xml version="1.0" encoding="utf-8"?>
-<?mso-contentType ?>
-<FormTemplates xmlns="http://schemas.microsoft.com/sharepoint/v3/contenttype/forms">
-  <Display>DocumentLibraryForm</Display>
-  <Edit>DocumentLibraryForm</Edit>
-  <New>DocumentLibraryForm</New>
-</FormTemplates>
 </file>
 
 <file path=customXml/itemProps1.xml><?xml version="1.0" encoding="utf-8"?>
@@ -10702,6 +10701,14 @@
 </file>
 
 <file path=customXml/itemProps2.xml><?xml version="1.0" encoding="utf-8"?>
+<ds:datastoreItem xmlns:ds="http://schemas.openxmlformats.org/officeDocument/2006/customXml" ds:itemID="{CEAD825D-2413-46BA-BB1F-DCE637B19B0C}">
+  <ds:schemaRefs>
+    <ds:schemaRef ds:uri="http://schemas.microsoft.com/sharepoint/v3/contenttype/forms"/>
+  </ds:schemaRefs>
+</ds:datastoreItem>
+</file>
+
+<file path=customXml/itemProps3.xml><?xml version="1.0" encoding="utf-8"?>
 <ds:datastoreItem xmlns:ds="http://schemas.openxmlformats.org/officeDocument/2006/customXml" ds:itemID="{E4B4D352-B35B-4B3A-95D2-902933709BD2}">
   <ds:schemaRefs>
     <ds:schemaRef ds:uri="http://schemas.microsoft.com/office/2006/metadata/properties"/>
@@ -10709,12 +10716,4 @@
     <ds:schemaRef ds:uri="7f0dcb33-685e-48d8-b644-2ef2786c1229"/>
   </ds:schemaRefs>
 </ds:datastoreItem>
-</file>
-
-<file path=customXml/itemProps3.xml><?xml version="1.0" encoding="utf-8"?>
-<ds:datastoreItem xmlns:ds="http://schemas.openxmlformats.org/officeDocument/2006/customXml" ds:itemID="{CEAD825D-2413-46BA-BB1F-DCE637B19B0C}">
-  <ds:schemaRefs>
-    <ds:schemaRef ds:uri="http://schemas.microsoft.com/sharepoint/v3/contenttype/forms"/>
-  </ds:schemaRefs>
-</ds:datastoreItem>
 </file>
--- a/Business_Template.docx
+++ b/Business_Template.docx
@@ -1,6 +1,6 @@
 
 <file path=word/document.xml><?xml version="1.0" encoding="utf-8"?>
-<w:document xmlns:wpc="http://schemas.microsoft.com/office/word/2010/wordprocessingCanvas" xmlns:cx="http://schemas.microsoft.com/office/drawing/2014/chartex" xmlns:cx1="http://schemas.microsoft.com/office/drawing/2015/9/8/chartex" xmlns:mc="http://schemas.openxmlformats.org/markup-compatibility/2006" xmlns:o="urn:schemas-microsoft-com:office:office" xmlns:r="http://schemas.openxmlformats.org/officeDocument/2006/relationships" xmlns:m="http://schemas.openxmlformats.org/officeDocument/2006/math" xmlns:v="urn:schemas-microsoft-com:vml" xmlns:wp14="http://schemas.microsoft.com/office/word/2010/wordprocessingDrawing" xmlns:wp="http://schemas.openxmlformats.org/drawingml/2006/wordprocessingDrawing" xmlns:w10="urn:schemas-microsoft-com:office:word" xmlns:w="http://schemas.openxmlformats.org/wordprocessingml/2006/main" xmlns:w14="http://schemas.microsoft.com/office/word/2010/wordml" xmlns:w15="http://schemas.microsoft.com/office/word/2012/wordml" xmlns:w16se="http://schemas.microsoft.com/office/word/2015/wordml/symex" xmlns:wpg="http://schemas.microsoft.com/office/word/2010/wordprocessingGroup" xmlns:wpi="http://schemas.microsoft.com/office/word/2010/wordprocessingInk" xmlns:wne="http://schemas.microsoft.com/office/word/2006/wordml" xmlns:wps="http://schemas.microsoft.com/office/word/2010/wordprocessingShape" mc:Ignorable="w14 w15 w16se wp14">
+<w:document xmlns:wpc="http://schemas.microsoft.com/office/word/2010/wordprocessingCanvas" xmlns:cx="http://schemas.microsoft.com/office/drawing/2014/chartex" xmlns:cx1="http://schemas.microsoft.com/office/drawing/2015/9/8/chartex" xmlns:cx2="http://schemas.microsoft.com/office/drawing/2015/10/21/chartex" xmlns:cx3="http://schemas.microsoft.com/office/drawing/2016/5/9/chartex" xmlns:cx4="http://schemas.microsoft.com/office/drawing/2016/5/10/chartex" xmlns:cx5="http://schemas.microsoft.com/office/drawing/2016/5/11/chartex" xmlns:cx6="http://schemas.microsoft.com/office/drawing/2016/5/12/chartex" xmlns:cx7="http://schemas.microsoft.com/office/drawing/2016/5/13/chartex" xmlns:cx8="http://schemas.microsoft.com/office/drawing/2016/5/14/chartex" xmlns:mc="http://schemas.openxmlformats.org/markup-compatibility/2006" xmlns:aink="http://schemas.microsoft.com/office/drawing/2016/ink" xmlns:am3d="http://schemas.microsoft.com/office/drawing/2017/model3d" xmlns:o="urn:schemas-microsoft-com:office:office" xmlns:oel="http://schemas.microsoft.com/office/2019/extlst" xmlns:r="http://schemas.openxmlformats.org/officeDocument/2006/relationships" xmlns:m="http://schemas.openxmlformats.org/officeDocument/2006/math" xmlns:v="urn:schemas-microsoft-com:vml" xmlns:wp14="http://schemas.microsoft.com/office/word/2010/wordprocessingDrawing" xmlns:wp="http://schemas.openxmlformats.org/drawingml/2006/wordprocessingDrawing" xmlns:w10="urn:schemas-microsoft-com:office:word" xmlns:w="http://schemas.openxmlformats.org/wordprocessingml/2006/main" xmlns:w14="http://schemas.microsoft.com/office/word/2010/wordml" xmlns:w15="http://schemas.microsoft.com/office/word/2012/wordml" xmlns:w16cex="http://schemas.microsoft.com/office/word/2018/wordml/cex" xmlns:w16cid="http://schemas.microsoft.com/office/word/2016/wordml/cid" xmlns:w16="http://schemas.microsoft.com/office/word/2018/wordml" xmlns:w16du="http://schemas.microsoft.com/office/word/2023/wordml/word16du" xmlns:w16sdtdh="http://schemas.microsoft.com/office/word/2020/wordml/sdtdatahash" xmlns:w16sdtfl="http://schemas.microsoft.com/office/word/2024/wordml/sdtformatlock" xmlns:w16se="http://schemas.microsoft.com/office/word/2015/wordml/symex" xmlns:wpg="http://schemas.microsoft.com/office/word/2010/wordprocessingGroup" xmlns:wpi="http://schemas.microsoft.com/office/word/2010/wordprocessingInk" xmlns:wne="http://schemas.microsoft.com/office/word/2006/wordml" xmlns:wps="http://schemas.microsoft.com/office/word/2010/wordprocessingShape" mc:Ignorable="w14 w15 w16se w16cid w16 w16cex w16sdtdh w16sdtfl w16du wp14">
   <w:body>
     <w:p>
       <w:pPr>
@@ -1347,6 +1347,7 @@
       <w:bookmarkStart w:id="4" w:name="_Section_1"/>
       <w:bookmarkEnd w:id="4"/>
       <w:r>
+        <w:lastRenderedPageBreak/>
         <w:br w:type="page"/>
       </w:r>
       <w:bookmarkEnd w:id="0"/>
@@ -1623,6 +1624,7 @@
           <w:szCs w:val="28"/>
         </w:rPr>
       </w:pPr>
+      <w:proofErr w:type="spellStart"/>
       <w:r>
         <w:rPr>
           <w:rFonts w:ascii="Trebuchet MS" w:hAnsi="Trebuchet MS"/>
@@ -1631,8 +1633,19 @@
           <w:sz w:val="28"/>
           <w:szCs w:val="28"/>
         </w:rPr>
-        <w:t>FACT_SALES</w:t>
+        <w:t>FACT_</w:t>
       </w:r>
+      <w:r>
+        <w:rPr>
+          <w:rFonts w:ascii="Trebuchet MS" w:hAnsi="Trebuchet MS"/>
+          <w:b/>
+          <w:bCs/>
+          <w:sz w:val="28"/>
+          <w:szCs w:val="28"/>
+        </w:rPr>
+        <w:t>Transactions</w:t>
+      </w:r>
+      <w:proofErr w:type="spellEnd"/>
     </w:p>
     <w:tbl>
       <w:tblPr>
@@ -1759,11 +1772,6 @@
             <w:pPr>
               <w:pStyle w:val="BodyText"/>
             </w:pPr>
-            <w:proofErr w:type="spellStart"/>
-            <w:r>
-              <w:t>Sale_id</w:t>
-            </w:r>
-            <w:proofErr w:type="spellEnd"/>
           </w:p>
         </w:tc>
         <w:tc>
@@ -1774,9 +1782,6 @@
             <w:pPr>
               <w:pStyle w:val="BodyText"/>
             </w:pPr>
-            <w:r>
-              <w:t>Surrogate key</w:t>
-            </w:r>
           </w:p>
         </w:tc>
         <w:tc>
@@ -1787,9 +1792,6 @@
             <w:pPr>
               <w:pStyle w:val="BodyText"/>
             </w:pPr>
-            <w:r>
-              <w:t>Int</w:t>
-            </w:r>
           </w:p>
         </w:tc>
       </w:tr>
@@ -1807,7 +1809,13 @@
             </w:pPr>
             <w:proofErr w:type="spellStart"/>
             <w:r>
-              <w:t>Transaction_id</w:t>
+              <w:t>Transaction</w:t>
+            </w:r>
+            <w:r>
+              <w:t>_surr</w:t>
+            </w:r>
+            <w:r>
+              <w:t>_id</w:t>
             </w:r>
             <w:proofErr w:type="spellEnd"/>
           </w:p>
@@ -1834,7 +1842,7 @@
               <w:pStyle w:val="BodyText"/>
             </w:pPr>
             <w:r>
-              <w:t>varchar</w:t>
+              <w:t>int</w:t>
             </w:r>
           </w:p>
         </w:tc>
@@ -2258,7 +2266,7 @@
             </w:pPr>
             <w:proofErr w:type="spellStart"/>
             <w:r>
-              <w:t>Source_system</w:t>
+              <w:t>Customer_surr_id</w:t>
             </w:r>
             <w:proofErr w:type="spellEnd"/>
           </w:p>
@@ -2272,7 +2280,7 @@
               <w:pStyle w:val="BodyText"/>
             </w:pPr>
             <w:r>
-              <w:t>Offline or online source</w:t>
+              <w:t>Who we sold to</w:t>
             </w:r>
           </w:p>
         </w:tc>
@@ -2285,7 +2293,53 @@
               <w:pStyle w:val="BodyText"/>
             </w:pPr>
             <w:r>
-              <w:t>varchar</w:t>
+              <w:t>int</w:t>
+            </w:r>
+          </w:p>
+        </w:tc>
+      </w:tr>
+      <w:tr>
+        <w:trPr>
+          <w:trHeight w:val="70"/>
+        </w:trPr>
+        <w:tc>
+          <w:tcPr>
+            <w:tcW w:w="3073" w:type="dxa"/>
+          </w:tcPr>
+          <w:p>
+            <w:pPr>
+              <w:pStyle w:val="BodyText"/>
+            </w:pPr>
+            <w:proofErr w:type="spellStart"/>
+            <w:r>
+              <w:t>Avg_price</w:t>
+            </w:r>
+            <w:proofErr w:type="spellEnd"/>
+          </w:p>
+        </w:tc>
+        <w:tc>
+          <w:tcPr>
+            <w:tcW w:w="3330" w:type="dxa"/>
+          </w:tcPr>
+          <w:p>
+            <w:pPr>
+              <w:pStyle w:val="BodyText"/>
+            </w:pPr>
+            <w:r>
+              <w:t>Calculated metric to analyze spending habits</w:t>
+            </w:r>
+          </w:p>
+        </w:tc>
+        <w:tc>
+          <w:tcPr>
+            <w:tcW w:w="3330" w:type="dxa"/>
+          </w:tcPr>
+          <w:p>
+            <w:pPr>
+              <w:pStyle w:val="BodyText"/>
+            </w:pPr>
+            <w:r>
+              <w:t>decimal</w:t>
             </w:r>
           </w:p>
         </w:tc>
@@ -3749,9 +3803,17 @@
             <w:pPr>
               <w:pStyle w:val="BodyText"/>
             </w:pPr>
-            <w:r>
-              <w:t>city</w:t>
-            </w:r>
+            <w:proofErr w:type="spellStart"/>
+            <w:r>
+              <w:t>C</w:t>
+            </w:r>
+            <w:r>
+              <w:t>ity</w:t>
+            </w:r>
+            <w:r>
+              <w:t>_id</w:t>
+            </w:r>
+            <w:proofErr w:type="spellEnd"/>
           </w:p>
         </w:tc>
         <w:tc>
@@ -3762,6 +3824,9 @@
             <w:pPr>
               <w:pStyle w:val="BodyText"/>
             </w:pPr>
+            <w:r>
+              <w:t>Which city is the store located</w:t>
+            </w:r>
           </w:p>
         </w:tc>
         <w:tc>
@@ -3773,7 +3838,7 @@
               <w:pStyle w:val="BodyText"/>
             </w:pPr>
             <w:r>
-              <w:t>varchar</w:t>
+              <w:t>int</w:t>
             </w:r>
           </w:p>
         </w:tc>
@@ -3950,9 +4015,17 @@
                 <w:szCs w:val="18"/>
               </w:rPr>
             </w:pPr>
-            <w:r>
-              <w:t>city</w:t>
-            </w:r>
+            <w:proofErr w:type="spellStart"/>
+            <w:r>
+              <w:t>C</w:t>
+            </w:r>
+            <w:r>
+              <w:t>ity</w:t>
+            </w:r>
+            <w:r>
+              <w:t>_id</w:t>
+            </w:r>
+            <w:proofErr w:type="spellEnd"/>
           </w:p>
         </w:tc>
       </w:tr>
@@ -4008,7 +4081,7 @@
               <w:pStyle w:val="BodyText"/>
             </w:pPr>
             <w:r>
-              <w:t>Kano</w:t>
+              <w:t>4</w:t>
             </w:r>
           </w:p>
         </w:tc>
@@ -4207,7 +4280,8 @@
             </w:pPr>
             <w:proofErr w:type="spellStart"/>
             <w:r>
-              <w:t>Cashier_src_id</w:t>
+              <w:lastRenderedPageBreak/>
+              <w:t>Cashier_gender</w:t>
             </w:r>
             <w:proofErr w:type="spellEnd"/>
           </w:p>
@@ -4220,9 +4294,6 @@
             <w:pPr>
               <w:pStyle w:val="BodyText"/>
             </w:pPr>
-            <w:r>
-              <w:t>Cashiers’ source id</w:t>
-            </w:r>
           </w:p>
         </w:tc>
         <w:tc>
@@ -4235,6 +4306,49 @@
             </w:pPr>
             <w:r>
               <w:t>varchar</w:t>
+            </w:r>
+          </w:p>
+        </w:tc>
+      </w:tr>
+      <w:tr>
+        <w:trPr>
+          <w:trHeight w:val="432"/>
+        </w:trPr>
+        <w:tc>
+          <w:tcPr>
+            <w:tcW w:w="3073" w:type="dxa"/>
+          </w:tcPr>
+          <w:p>
+            <w:pPr>
+              <w:pStyle w:val="BodyText"/>
+            </w:pPr>
+            <w:proofErr w:type="spellStart"/>
+            <w:r>
+              <w:t>Cashier_birthday</w:t>
+            </w:r>
+            <w:proofErr w:type="spellEnd"/>
+          </w:p>
+        </w:tc>
+        <w:tc>
+          <w:tcPr>
+            <w:tcW w:w="3330" w:type="dxa"/>
+          </w:tcPr>
+          <w:p>
+            <w:pPr>
+              <w:pStyle w:val="BodyText"/>
+            </w:pPr>
+          </w:p>
+        </w:tc>
+        <w:tc>
+          <w:tcPr>
+            <w:tcW w:w="3330" w:type="dxa"/>
+          </w:tcPr>
+          <w:p>
+            <w:pPr>
+              <w:pStyle w:val="BodyText"/>
+            </w:pPr>
+            <w:r>
+              <w:t>date</w:t>
             </w:r>
           </w:p>
         </w:tc>
@@ -4264,13 +4378,12 @@
           <w:sz w:val="24"/>
           <w:szCs w:val="24"/>
         </w:rPr>
-        <w:lastRenderedPageBreak/>
         <w:t>Example with data:</w:t>
       </w:r>
     </w:p>
     <w:tbl>
       <w:tblPr>
-        <w:tblW w:w="3008" w:type="dxa"/>
+        <w:tblW w:w="5490" w:type="dxa"/>
         <w:tblInd w:w="-5" w:type="dxa"/>
         <w:tblBorders>
           <w:top w:val="single" w:sz="4" w:space="0" w:color="76CDD8"/>
@@ -4286,6 +4399,7 @@
       <w:tblGrid>
         <w:gridCol w:w="1298"/>
         <w:gridCol w:w="1710"/>
+        <w:gridCol w:w="2482"/>
       </w:tblGrid>
       <w:tr>
         <w:trPr>
@@ -4329,7 +4443,26 @@
             </w:pPr>
             <w:proofErr w:type="spellStart"/>
             <w:r>
-              <w:t>Cashier_src_id</w:t>
+              <w:t>Cashier_gender</w:t>
+            </w:r>
+            <w:proofErr w:type="spellEnd"/>
+          </w:p>
+        </w:tc>
+        <w:tc>
+          <w:tcPr>
+            <w:tcW w:w="2482" w:type="dxa"/>
+            <w:shd w:val="clear" w:color="auto" w:fill="76CDD8"/>
+          </w:tcPr>
+          <w:p>
+            <w:pPr>
+              <w:pStyle w:val="BodyText"/>
+              <w:widowControl w:val="0"/>
+              <w:spacing w:line="360" w:lineRule="auto"/>
+              <w:jc w:val="center"/>
+            </w:pPr>
+            <w:proofErr w:type="spellStart"/>
+            <w:r>
+              <w:t>Cashier_birthday</w:t>
             </w:r>
             <w:proofErr w:type="spellEnd"/>
           </w:p>
@@ -4361,7 +4494,20 @@
               <w:pStyle w:val="BodyText"/>
             </w:pPr>
             <w:r>
-              <w:t>CASH990</w:t>
+              <w:t>Female</w:t>
+            </w:r>
+          </w:p>
+        </w:tc>
+        <w:tc>
+          <w:tcPr>
+            <w:tcW w:w="2482" w:type="dxa"/>
+          </w:tcPr>
+          <w:p>
+            <w:pPr>
+              <w:pStyle w:val="BodyText"/>
+            </w:pPr>
+            <w:r>
+              <w:t>1985-11-11</w:t>
             </w:r>
           </w:p>
         </w:tc>
@@ -4947,6 +5093,96 @@
             <w:pPr>
               <w:pStyle w:val="BodyText"/>
             </w:pPr>
+            <w:r>
+              <w:t>Name of the table</w:t>
+            </w:r>
+          </w:p>
+        </w:tc>
+        <w:tc>
+          <w:tcPr>
+            <w:tcW w:w="3330" w:type="dxa"/>
+          </w:tcPr>
+          <w:p>
+            <w:pPr>
+              <w:pStyle w:val="BodyText"/>
+            </w:pPr>
+            <w:r>
+              <w:t>varchar</w:t>
+            </w:r>
+          </w:p>
+        </w:tc>
+      </w:tr>
+      <w:tr>
+        <w:trPr>
+          <w:trHeight w:val="432"/>
+        </w:trPr>
+        <w:tc>
+          <w:tcPr>
+            <w:tcW w:w="3073" w:type="dxa"/>
+          </w:tcPr>
+          <w:p>
+            <w:pPr>
+              <w:pStyle w:val="BodyText"/>
+            </w:pPr>
+            <w:r>
+              <w:t>system</w:t>
+            </w:r>
+          </w:p>
+        </w:tc>
+        <w:tc>
+          <w:tcPr>
+            <w:tcW w:w="3330" w:type="dxa"/>
+          </w:tcPr>
+          <w:p>
+            <w:pPr>
+              <w:pStyle w:val="BodyText"/>
+            </w:pPr>
+            <w:r>
+              <w:t>Which layer it came from</w:t>
+            </w:r>
+          </w:p>
+        </w:tc>
+        <w:tc>
+          <w:tcPr>
+            <w:tcW w:w="3330" w:type="dxa"/>
+          </w:tcPr>
+          <w:p>
+            <w:pPr>
+              <w:pStyle w:val="BodyText"/>
+            </w:pPr>
+            <w:r>
+              <w:t>varchar</w:t>
+            </w:r>
+          </w:p>
+        </w:tc>
+      </w:tr>
+      <w:tr>
+        <w:trPr>
+          <w:trHeight w:val="432"/>
+        </w:trPr>
+        <w:tc>
+          <w:tcPr>
+            <w:tcW w:w="3073" w:type="dxa"/>
+          </w:tcPr>
+          <w:p>
+            <w:pPr>
+              <w:pStyle w:val="BodyText"/>
+            </w:pPr>
+            <w:proofErr w:type="spellStart"/>
+            <w:r>
+              <w:t>Source_desc</w:t>
+            </w:r>
+            <w:proofErr w:type="spellEnd"/>
+          </w:p>
+        </w:tc>
+        <w:tc>
+          <w:tcPr>
+            <w:tcW w:w="3330" w:type="dxa"/>
+          </w:tcPr>
+          <w:p>
+            <w:pPr>
+              <w:pStyle w:val="BodyText"/>
+            </w:pPr>
           </w:p>
         </w:tc>
         <w:tc>
@@ -4982,7 +5218,7 @@
     </w:p>
     <w:tbl>
       <w:tblPr>
-        <w:tblW w:w="4590" w:type="dxa"/>
+        <w:tblW w:w="9090" w:type="dxa"/>
         <w:tblInd w:w="-5" w:type="dxa"/>
         <w:tblBorders>
           <w:top w:val="single" w:sz="4" w:space="0" w:color="76CDD8"/>
@@ -4998,6 +5234,8 @@
       <w:tblGrid>
         <w:gridCol w:w="2340"/>
         <w:gridCol w:w="2250"/>
+        <w:gridCol w:w="2250"/>
+        <w:gridCol w:w="2250"/>
       </w:tblGrid>
       <w:tr>
         <w:trPr>
@@ -5046,6 +5284,42 @@
             <w:proofErr w:type="spellEnd"/>
           </w:p>
         </w:tc>
+        <w:tc>
+          <w:tcPr>
+            <w:tcW w:w="2250" w:type="dxa"/>
+            <w:shd w:val="clear" w:color="auto" w:fill="76CDD8"/>
+          </w:tcPr>
+          <w:p>
+            <w:pPr>
+              <w:pStyle w:val="BodyText"/>
+              <w:widowControl w:val="0"/>
+              <w:spacing w:line="360" w:lineRule="auto"/>
+              <w:jc w:val="center"/>
+            </w:pPr>
+            <w:r>
+              <w:t>system</w:t>
+            </w:r>
+          </w:p>
+        </w:tc>
+        <w:tc>
+          <w:tcPr>
+            <w:tcW w:w="2250" w:type="dxa"/>
+            <w:shd w:val="clear" w:color="auto" w:fill="76CDD8"/>
+          </w:tcPr>
+          <w:p>
+            <w:pPr>
+              <w:pStyle w:val="BodyText"/>
+              <w:widowControl w:val="0"/>
+              <w:spacing w:line="360" w:lineRule="auto"/>
+              <w:jc w:val="center"/>
+            </w:pPr>
+            <w:proofErr w:type="spellStart"/>
+            <w:r>
+              <w:t>Source_desc</w:t>
+            </w:r>
+            <w:proofErr w:type="spellEnd"/>
+          </w:p>
+        </w:tc>
       </w:tr>
       <w:tr>
         <w:trPr>
@@ -5072,9 +5346,508 @@
             <w:pPr>
               <w:pStyle w:val="BodyText"/>
             </w:pPr>
-            <w:r>
-              <w:t>Source 1</w:t>
-            </w:r>
+            <w:proofErr w:type="spellStart"/>
+            <w:r>
+              <w:t>Ce_city</w:t>
+            </w:r>
+            <w:proofErr w:type="spellEnd"/>
+          </w:p>
+        </w:tc>
+        <w:tc>
+          <w:tcPr>
+            <w:tcW w:w="2250" w:type="dxa"/>
+          </w:tcPr>
+          <w:p>
+            <w:pPr>
+              <w:pStyle w:val="BodyText"/>
+            </w:pPr>
+            <w:r>
+              <w:t>BL_3NF</w:t>
+            </w:r>
+          </w:p>
+        </w:tc>
+        <w:tc>
+          <w:tcPr>
+            <w:tcW w:w="2250" w:type="dxa"/>
+          </w:tcPr>
+          <w:p>
+            <w:pPr>
+              <w:pStyle w:val="BodyText"/>
+            </w:pPr>
+            <w:r>
+              <w:t>City table in the 3NF layer</w:t>
+            </w:r>
+          </w:p>
+        </w:tc>
+      </w:tr>
+    </w:tbl>
+    <w:p>
+      <w:pPr>
+        <w:pStyle w:val="BodyText"/>
+        <w:rPr>
+          <w:b/>
+          <w:bCs/>
+          <w:sz w:val="28"/>
+          <w:szCs w:val="28"/>
+        </w:rPr>
+      </w:pPr>
+    </w:p>
+    <w:p>
+      <w:pPr>
+        <w:pStyle w:val="BodyText"/>
+        <w:rPr>
+          <w:b/>
+          <w:bCs/>
+          <w:sz w:val="28"/>
+          <w:szCs w:val="28"/>
+        </w:rPr>
+      </w:pPr>
+      <w:proofErr w:type="spellStart"/>
+      <w:r>
+        <w:rPr>
+          <w:b/>
+          <w:bCs/>
+          <w:sz w:val="28"/>
+          <w:szCs w:val="28"/>
+        </w:rPr>
+        <w:t>DIM_</w:t>
+      </w:r>
+      <w:r>
+        <w:rPr>
+          <w:b/>
+          <w:bCs/>
+          <w:sz w:val="28"/>
+          <w:szCs w:val="28"/>
+        </w:rPr>
+        <w:t>Customer</w:t>
+      </w:r>
+      <w:proofErr w:type="spellEnd"/>
+    </w:p>
+    <w:tbl>
+      <w:tblPr>
+        <w:tblW w:w="9733" w:type="dxa"/>
+        <w:tblInd w:w="-5" w:type="dxa"/>
+        <w:tblBorders>
+          <w:top w:val="single" w:sz="4" w:space="0" w:color="76CDD8"/>
+          <w:left w:val="single" w:sz="4" w:space="0" w:color="76CDD8"/>
+          <w:bottom w:val="single" w:sz="4" w:space="0" w:color="76CDD8"/>
+          <w:right w:val="single" w:sz="4" w:space="0" w:color="76CDD8"/>
+          <w:insideH w:val="single" w:sz="4" w:space="0" w:color="76CDD8"/>
+          <w:insideV w:val="single" w:sz="4" w:space="0" w:color="76CDD8"/>
+        </w:tblBorders>
+        <w:tblLayout w:type="fixed"/>
+        <w:tblLook w:val="0000" w:firstRow="0" w:lastRow="0" w:firstColumn="0" w:lastColumn="0" w:noHBand="0" w:noVBand="0"/>
+      </w:tblPr>
+      <w:tblGrid>
+        <w:gridCol w:w="3073"/>
+        <w:gridCol w:w="3330"/>
+        <w:gridCol w:w="3330"/>
+      </w:tblGrid>
+      <w:tr>
+        <w:trPr>
+          <w:trHeight w:val="292"/>
+        </w:trPr>
+        <w:tc>
+          <w:tcPr>
+            <w:tcW w:w="3073" w:type="dxa"/>
+            <w:shd w:val="clear" w:color="auto" w:fill="76CDD8"/>
+          </w:tcPr>
+          <w:p>
+            <w:pPr>
+              <w:pStyle w:val="BodyText"/>
+              <w:widowControl w:val="0"/>
+              <w:spacing w:line="360" w:lineRule="auto"/>
+              <w:jc w:val="center"/>
+              <w:rPr>
+                <w:color w:val="FFFFFF" w:themeColor="background1"/>
+                <w:sz w:val="18"/>
+                <w:szCs w:val="18"/>
+              </w:rPr>
+            </w:pPr>
+            <w:r>
+              <w:rPr>
+                <w:color w:val="FFFFFF" w:themeColor="background1"/>
+                <w:sz w:val="18"/>
+                <w:szCs w:val="18"/>
+              </w:rPr>
+              <w:t xml:space="preserve">Column </w:t>
+            </w:r>
+            <w:r>
+              <w:rPr>
+                <w:color w:val="FFFFFF" w:themeColor="background1"/>
+                <w:sz w:val="18"/>
+                <w:szCs w:val="18"/>
+              </w:rPr>
+              <w:t xml:space="preserve">name </w:t>
+            </w:r>
+          </w:p>
+        </w:tc>
+        <w:tc>
+          <w:tcPr>
+            <w:tcW w:w="3330" w:type="dxa"/>
+            <w:shd w:val="clear" w:color="auto" w:fill="76CDD8"/>
+          </w:tcPr>
+          <w:p>
+            <w:pPr>
+              <w:pStyle w:val="BodyText"/>
+              <w:widowControl w:val="0"/>
+              <w:spacing w:line="360" w:lineRule="auto"/>
+              <w:rPr>
+                <w:color w:val="FFFFFF" w:themeColor="background1"/>
+                <w:sz w:val="18"/>
+                <w:szCs w:val="18"/>
+              </w:rPr>
+            </w:pPr>
+            <w:r>
+              <w:rPr>
+                <w:color w:val="FFFFFF" w:themeColor="background1"/>
+                <w:sz w:val="18"/>
+                <w:szCs w:val="18"/>
+              </w:rPr>
+              <w:t xml:space="preserve">             Description</w:t>
+            </w:r>
+          </w:p>
+        </w:tc>
+        <w:tc>
+          <w:tcPr>
+            <w:tcW w:w="3330" w:type="dxa"/>
+            <w:shd w:val="clear" w:color="auto" w:fill="76CDD8"/>
+          </w:tcPr>
+          <w:p>
+            <w:pPr>
+              <w:pStyle w:val="BodyText"/>
+              <w:widowControl w:val="0"/>
+              <w:spacing w:line="360" w:lineRule="auto"/>
+              <w:jc w:val="center"/>
+              <w:rPr>
+                <w:color w:val="FFFFFF" w:themeColor="background1"/>
+                <w:sz w:val="18"/>
+                <w:szCs w:val="18"/>
+              </w:rPr>
+            </w:pPr>
+            <w:r>
+              <w:rPr>
+                <w:color w:val="FFFFFF" w:themeColor="background1"/>
+                <w:sz w:val="18"/>
+                <w:szCs w:val="18"/>
+              </w:rPr>
+              <w:t>Data Type</w:t>
+            </w:r>
+          </w:p>
+        </w:tc>
+      </w:tr>
+      <w:tr>
+        <w:trPr>
+          <w:trHeight w:val="432"/>
+        </w:trPr>
+        <w:tc>
+          <w:tcPr>
+            <w:tcW w:w="3073" w:type="dxa"/>
+          </w:tcPr>
+          <w:p>
+            <w:pPr>
+              <w:pStyle w:val="BodyText"/>
+            </w:pPr>
+            <w:proofErr w:type="spellStart"/>
+            <w:r>
+              <w:t>Customer_surr_id</w:t>
+            </w:r>
+            <w:proofErr w:type="spellEnd"/>
+          </w:p>
+        </w:tc>
+        <w:tc>
+          <w:tcPr>
+            <w:tcW w:w="3330" w:type="dxa"/>
+          </w:tcPr>
+          <w:p>
+            <w:pPr>
+              <w:pStyle w:val="BodyText"/>
+            </w:pPr>
+            <w:r>
+              <w:t>PK</w:t>
+            </w:r>
+          </w:p>
+        </w:tc>
+        <w:tc>
+          <w:tcPr>
+            <w:tcW w:w="3330" w:type="dxa"/>
+          </w:tcPr>
+          <w:p>
+            <w:pPr>
+              <w:pStyle w:val="BodyText"/>
+            </w:pPr>
+            <w:r>
+              <w:t>Int</w:t>
+            </w:r>
+          </w:p>
+        </w:tc>
+      </w:tr>
+      <w:tr>
+        <w:trPr>
+          <w:trHeight w:val="432"/>
+        </w:trPr>
+        <w:tc>
+          <w:tcPr>
+            <w:tcW w:w="3073" w:type="dxa"/>
+          </w:tcPr>
+          <w:p>
+            <w:pPr>
+              <w:pStyle w:val="BodyText"/>
+            </w:pPr>
+            <w:proofErr w:type="spellStart"/>
+            <w:r>
+              <w:t>Customer_gender</w:t>
+            </w:r>
+            <w:proofErr w:type="spellEnd"/>
+          </w:p>
+        </w:tc>
+        <w:tc>
+          <w:tcPr>
+            <w:tcW w:w="3330" w:type="dxa"/>
+          </w:tcPr>
+          <w:p>
+            <w:pPr>
+              <w:pStyle w:val="BodyText"/>
+            </w:pPr>
+          </w:p>
+        </w:tc>
+        <w:tc>
+          <w:tcPr>
+            <w:tcW w:w="3330" w:type="dxa"/>
+          </w:tcPr>
+          <w:p>
+            <w:pPr>
+              <w:pStyle w:val="BodyText"/>
+            </w:pPr>
+            <w:r>
+              <w:t>varchar</w:t>
+            </w:r>
+          </w:p>
+        </w:tc>
+      </w:tr>
+      <w:tr>
+        <w:trPr>
+          <w:trHeight w:val="432"/>
+        </w:trPr>
+        <w:tc>
+          <w:tcPr>
+            <w:tcW w:w="3073" w:type="dxa"/>
+          </w:tcPr>
+          <w:p>
+            <w:pPr>
+              <w:pStyle w:val="BodyText"/>
+            </w:pPr>
+            <w:proofErr w:type="spellStart"/>
+            <w:r>
+              <w:t>Customer_birthday</w:t>
+            </w:r>
+            <w:proofErr w:type="spellEnd"/>
+          </w:p>
+        </w:tc>
+        <w:tc>
+          <w:tcPr>
+            <w:tcW w:w="3330" w:type="dxa"/>
+          </w:tcPr>
+          <w:p>
+            <w:pPr>
+              <w:pStyle w:val="BodyText"/>
+            </w:pPr>
+          </w:p>
+        </w:tc>
+        <w:tc>
+          <w:tcPr>
+            <w:tcW w:w="3330" w:type="dxa"/>
+          </w:tcPr>
+          <w:p>
+            <w:pPr>
+              <w:pStyle w:val="BodyText"/>
+            </w:pPr>
+            <w:r>
+              <w:t>date</w:t>
+            </w:r>
+          </w:p>
+        </w:tc>
+      </w:tr>
+    </w:tbl>
+    <w:p>
+      <w:pPr>
+        <w:pStyle w:val="BodyText"/>
+        <w:rPr>
+          <w:sz w:val="24"/>
+          <w:szCs w:val="24"/>
+        </w:rPr>
+      </w:pPr>
+      <w:r>
+        <w:rPr>
+          <w:b/>
+          <w:bCs/>
+          <w:sz w:val="28"/>
+          <w:szCs w:val="28"/>
+        </w:rPr>
+        <w:lastRenderedPageBreak/>
+        <w:tab/>
+      </w:r>
+      <w:r>
+        <w:rPr>
+          <w:sz w:val="24"/>
+          <w:szCs w:val="24"/>
+        </w:rPr>
+        <w:t>Example with data:</w:t>
+      </w:r>
+    </w:p>
+    <w:tbl>
+      <w:tblPr>
+        <w:tblW w:w="9090" w:type="dxa"/>
+        <w:tblInd w:w="-5" w:type="dxa"/>
+        <w:tblBorders>
+          <w:top w:val="single" w:sz="4" w:space="0" w:color="76CDD8"/>
+          <w:left w:val="single" w:sz="4" w:space="0" w:color="76CDD8"/>
+          <w:bottom w:val="single" w:sz="4" w:space="0" w:color="76CDD8"/>
+          <w:right w:val="single" w:sz="4" w:space="0" w:color="76CDD8"/>
+          <w:insideH w:val="single" w:sz="4" w:space="0" w:color="76CDD8"/>
+          <w:insideV w:val="single" w:sz="4" w:space="0" w:color="76CDD8"/>
+        </w:tblBorders>
+        <w:tblLayout w:type="fixed"/>
+        <w:tblLook w:val="0000" w:firstRow="0" w:lastRow="0" w:firstColumn="0" w:lastColumn="0" w:noHBand="0" w:noVBand="0"/>
+      </w:tblPr>
+      <w:tblGrid>
+        <w:gridCol w:w="2340"/>
+        <w:gridCol w:w="2250"/>
+        <w:gridCol w:w="2250"/>
+        <w:gridCol w:w="2250"/>
+      </w:tblGrid>
+      <w:tr>
+        <w:trPr>
+          <w:trHeight w:val="292"/>
+        </w:trPr>
+        <w:tc>
+          <w:tcPr>
+            <w:tcW w:w="2340" w:type="dxa"/>
+            <w:shd w:val="clear" w:color="auto" w:fill="76CDD8"/>
+          </w:tcPr>
+          <w:p>
+            <w:pPr>
+              <w:pStyle w:val="BodyText"/>
+              <w:widowControl w:val="0"/>
+              <w:spacing w:line="360" w:lineRule="auto"/>
+              <w:jc w:val="center"/>
+              <w:rPr>
+                <w:color w:val="FFFFFF" w:themeColor="background1"/>
+                <w:sz w:val="18"/>
+                <w:szCs w:val="18"/>
+              </w:rPr>
+            </w:pPr>
+            <w:proofErr w:type="spellStart"/>
+            <w:r>
+              <w:t>Customer_surr_id</w:t>
+            </w:r>
+            <w:proofErr w:type="spellEnd"/>
+          </w:p>
+        </w:tc>
+        <w:tc>
+          <w:tcPr>
+            <w:tcW w:w="2250" w:type="dxa"/>
+            <w:shd w:val="clear" w:color="auto" w:fill="76CDD8"/>
+          </w:tcPr>
+          <w:p>
+            <w:pPr>
+              <w:pStyle w:val="BodyText"/>
+              <w:widowControl w:val="0"/>
+              <w:spacing w:line="360" w:lineRule="auto"/>
+              <w:jc w:val="center"/>
+            </w:pPr>
+            <w:proofErr w:type="spellStart"/>
+            <w:r>
+              <w:t>Customer_gender</w:t>
+            </w:r>
+            <w:proofErr w:type="spellEnd"/>
+          </w:p>
+        </w:tc>
+        <w:tc>
+          <w:tcPr>
+            <w:tcW w:w="2250" w:type="dxa"/>
+            <w:shd w:val="clear" w:color="auto" w:fill="76CDD8"/>
+          </w:tcPr>
+          <w:p>
+            <w:pPr>
+              <w:pStyle w:val="BodyText"/>
+              <w:widowControl w:val="0"/>
+              <w:spacing w:line="360" w:lineRule="auto"/>
+              <w:jc w:val="center"/>
+            </w:pPr>
+            <w:proofErr w:type="spellStart"/>
+            <w:r>
+              <w:t>Customer_birthday</w:t>
+            </w:r>
+            <w:proofErr w:type="spellEnd"/>
+          </w:p>
+        </w:tc>
+        <w:tc>
+          <w:tcPr>
+            <w:tcW w:w="2250" w:type="dxa"/>
+            <w:shd w:val="clear" w:color="auto" w:fill="76CDD8"/>
+          </w:tcPr>
+          <w:p>
+            <w:pPr>
+              <w:pStyle w:val="BodyText"/>
+              <w:widowControl w:val="0"/>
+              <w:spacing w:line="360" w:lineRule="auto"/>
+              <w:jc w:val="center"/>
+            </w:pPr>
+          </w:p>
+        </w:tc>
+      </w:tr>
+      <w:tr>
+        <w:trPr>
+          <w:trHeight w:val="70"/>
+        </w:trPr>
+        <w:tc>
+          <w:tcPr>
+            <w:tcW w:w="2340" w:type="dxa"/>
+          </w:tcPr>
+          <w:p>
+            <w:pPr>
+              <w:pStyle w:val="BodyText"/>
+            </w:pPr>
+            <w:r>
+              <w:t>1</w:t>
+            </w:r>
+          </w:p>
+        </w:tc>
+        <w:tc>
+          <w:tcPr>
+            <w:tcW w:w="2250" w:type="dxa"/>
+          </w:tcPr>
+          <w:p>
+            <w:pPr>
+              <w:pStyle w:val="BodyText"/>
+            </w:pPr>
+            <w:r>
+              <w:t>Male</w:t>
+            </w:r>
+          </w:p>
+        </w:tc>
+        <w:tc>
+          <w:tcPr>
+            <w:tcW w:w="2250" w:type="dxa"/>
+          </w:tcPr>
+          <w:p>
+            <w:pPr>
+              <w:pStyle w:val="BodyText"/>
+            </w:pPr>
+            <w:r>
+              <w:t>1985-12-12</w:t>
+            </w:r>
+          </w:p>
+        </w:tc>
+        <w:tc>
+          <w:tcPr>
+            <w:tcW w:w="2250" w:type="dxa"/>
+          </w:tcPr>
+          <w:p>
+            <w:pPr>
+              <w:pStyle w:val="BodyText"/>
+            </w:pPr>
           </w:p>
         </w:tc>
       </w:tr>
@@ -5119,7 +5892,6 @@
         <w:rPr>
           <w:noProof/>
         </w:rPr>
-        <w:lastRenderedPageBreak/>
         <w:drawing>
           <wp:inline distT="0" distB="0" distL="0" distR="0" wp14:anchorId="0FB2CE71" wp14:editId="4C481213">
             <wp:extent cx="5941695" cy="4257040"/>
@@ -5246,14 +6018,11 @@
         <w:pStyle w:val="BodyText"/>
       </w:pPr>
       <w:r>
-        <w:rPr>
-          <w:noProof/>
-        </w:rPr>
         <w:drawing>
-          <wp:inline distT="0" distB="0" distL="0" distR="0" wp14:anchorId="47439EF5" wp14:editId="082D526B">
-            <wp:extent cx="5941695" cy="4356735"/>
-            <wp:effectExtent l="0" t="0" r="1905" b="5715"/>
-            <wp:docPr id="4" name="Picture 4"/>
+          <wp:inline distT="0" distB="0" distL="0" distR="0" wp14:anchorId="3069CE38" wp14:editId="2D8C12A0">
+            <wp:extent cx="5941695" cy="4981575"/>
+            <wp:effectExtent l="0" t="0" r="1905" b="9525"/>
+            <wp:docPr id="1331322230" name="Picture 1"/>
             <wp:cNvGraphicFramePr>
               <a:graphicFrameLocks xmlns:a="http://schemas.openxmlformats.org/drawingml/2006/main" noChangeAspect="1"/>
             </wp:cNvGraphicFramePr>
@@ -5261,17 +6030,11 @@
               <a:graphicData uri="http://schemas.openxmlformats.org/drawingml/2006/picture">
                 <pic:pic xmlns:pic="http://schemas.openxmlformats.org/drawingml/2006/picture">
                   <pic:nvPicPr>
-                    <pic:cNvPr id="4" name="task4.png"/>
+                    <pic:cNvPr id="1331322230" name=""/>
                     <pic:cNvPicPr/>
                   </pic:nvPicPr>
                   <pic:blipFill>
-                    <a:blip r:embed="rId12" cstate="print">
-                      <a:extLst>
-                        <a:ext uri="{28A0092B-C50C-407E-A947-70E740481C1C}">
-                          <a14:useLocalDpi xmlns:a14="http://schemas.microsoft.com/office/drawing/2010/main" val="0"/>
-                        </a:ext>
-                      </a:extLst>
-                    </a:blip>
+                    <a:blip r:embed="rId12"/>
                     <a:stretch>
                       <a:fillRect/>
                     </a:stretch>
@@ -5279,7 +6042,7 @@
                   <pic:spPr>
                     <a:xfrm>
                       <a:off x="0" y="0"/>
-                      <a:ext cx="5941695" cy="4356735"/>
+                      <a:ext cx="5941695" cy="4981575"/>
                     </a:xfrm>
                     <a:prstGeom prst="rect">
                       <a:avLst/>
@@ -5314,15 +6077,7 @@
       </w:r>
       <w:proofErr w:type="spellEnd"/>
       <w:r>
-        <w:t xml:space="preserve">’ which will tell us how much the average product cost in this order. It will be calculated as </w:t>
-      </w:r>
-      <w:proofErr w:type="gramStart"/>
-      <w:r>
-        <w:t>ROUND(</w:t>
-      </w:r>
-      <w:proofErr w:type="gramEnd"/>
-      <w:r>
-        <w:t>(‘</w:t>
+        <w:t>’ which will tell us how much the average product cost in this order. It will be calculated as ROUND((‘</w:t>
       </w:r>
       <w:proofErr w:type="spellStart"/>
       <w:r>
@@ -5349,53 +6104,51 @@
       <w:r>
         <w:t>This will help us in making business decisions by helping us profile customers by their spending habits.</w:t>
       </w:r>
-      <w:bookmarkStart w:id="23" w:name="_GoBack"/>
-      <w:bookmarkEnd w:id="23"/>
     </w:p>
     <w:p>
       <w:pPr>
         <w:pStyle w:val="Heading1"/>
         <w:ind w:left="431" w:hanging="431"/>
       </w:pPr>
-      <w:bookmarkStart w:id="24" w:name="_Toc412572574"/>
-      <w:bookmarkStart w:id="25" w:name="_Toc509167638"/>
-      <w:bookmarkStart w:id="26" w:name="_Toc155614194"/>
+      <w:bookmarkStart w:id="23" w:name="_Toc412572574"/>
+      <w:bookmarkStart w:id="24" w:name="_Toc509167638"/>
+      <w:bookmarkStart w:id="25" w:name="_Toc155614194"/>
       <w:r>
         <w:t>Logical Scheme</w:t>
       </w:r>
+      <w:bookmarkEnd w:id="23"/>
       <w:bookmarkEnd w:id="24"/>
       <w:bookmarkEnd w:id="25"/>
-      <w:bookmarkEnd w:id="26"/>
     </w:p>
     <w:p>
       <w:pPr>
         <w:pStyle w:val="Heading1"/>
         <w:ind w:left="431" w:hanging="431"/>
       </w:pPr>
-      <w:bookmarkStart w:id="27" w:name="_Toc412572575"/>
-      <w:bookmarkStart w:id="28" w:name="_Toc509167639"/>
-      <w:bookmarkStart w:id="29" w:name="_Toc155614195"/>
+      <w:bookmarkStart w:id="26" w:name="_Toc412572575"/>
+      <w:bookmarkStart w:id="27" w:name="_Toc509167639"/>
+      <w:bookmarkStart w:id="28" w:name="_Toc155614195"/>
       <w:r>
         <w:t>Data Flow</w:t>
       </w:r>
+      <w:bookmarkEnd w:id="26"/>
       <w:bookmarkEnd w:id="27"/>
       <w:bookmarkEnd w:id="28"/>
-      <w:bookmarkEnd w:id="29"/>
     </w:p>
     <w:p>
       <w:pPr>
         <w:pStyle w:val="Heading1"/>
         <w:ind w:left="431" w:hanging="431"/>
       </w:pPr>
-      <w:bookmarkStart w:id="30" w:name="_Toc412572576"/>
-      <w:bookmarkStart w:id="31" w:name="_Toc509167640"/>
-      <w:bookmarkStart w:id="32" w:name="_Toc155614196"/>
+      <w:bookmarkStart w:id="29" w:name="_Toc412572576"/>
+      <w:bookmarkStart w:id="30" w:name="_Toc509167640"/>
+      <w:bookmarkStart w:id="31" w:name="_Toc155614196"/>
       <w:r>
         <w:t>Fact Table Partitioning Strategy</w:t>
       </w:r>
+      <w:bookmarkEnd w:id="29"/>
       <w:bookmarkEnd w:id="30"/>
       <w:bookmarkEnd w:id="31"/>
-      <w:bookmarkEnd w:id="32"/>
     </w:p>
     <w:bookmarkEnd w:id="21"/>
     <w:p>
@@ -5418,7 +6171,7 @@
 </file>
 
 <file path=word/endnotes.xml><?xml version="1.0" encoding="utf-8"?>
-<w:endnotes xmlns:wpc="http://schemas.microsoft.com/office/word/2010/wordprocessingCanvas" xmlns:cx="http://schemas.microsoft.com/office/drawing/2014/chartex" xmlns:cx1="http://schemas.microsoft.com/office/drawing/2015/9/8/chartex" xmlns:mc="http://schemas.openxmlformats.org/markup-compatibility/2006" xmlns:o="urn:schemas-microsoft-com:office:office" xmlns:r="http://schemas.openxmlformats.org/officeDocument/2006/relationships" xmlns:m="http://schemas.openxmlformats.org/officeDocument/2006/math" xmlns:v="urn:schemas-microsoft-com:vml" xmlns:wp14="http://schemas.microsoft.com/office/word/2010/wordprocessingDrawing" xmlns:wp="http://schemas.openxmlformats.org/drawingml/2006/wordprocessingDrawing" xmlns:w10="urn:schemas-microsoft-com:office:word" xmlns:w="http://schemas.openxmlformats.org/wordprocessingml/2006/main" xmlns:w14="http://schemas.microsoft.com/office/word/2010/wordml" xmlns:w15="http://schemas.microsoft.com/office/word/2012/wordml" xmlns:w16se="http://schemas.microsoft.com/office/word/2015/wordml/symex" xmlns:wpg="http://schemas.microsoft.com/office/word/2010/wordprocessingGroup" xmlns:wpi="http://schemas.microsoft.com/office/word/2010/wordprocessingInk" xmlns:wne="http://schemas.microsoft.com/office/word/2006/wordml" xmlns:wps="http://schemas.microsoft.com/office/word/2010/wordprocessingShape" mc:Ignorable="w14 w15 w16se wp14">
+<w:endnotes xmlns:wpc="http://schemas.microsoft.com/office/word/2010/wordprocessingCanvas" xmlns:cx="http://schemas.microsoft.com/office/drawing/2014/chartex" xmlns:cx1="http://schemas.microsoft.com/office/drawing/2015/9/8/chartex" xmlns:cx2="http://schemas.microsoft.com/office/drawing/2015/10/21/chartex" xmlns:cx3="http://schemas.microsoft.com/office/drawing/2016/5/9/chartex" xmlns:cx4="http://schemas.microsoft.com/office/drawing/2016/5/10/chartex" xmlns:cx5="http://schemas.microsoft.com/office/drawing/2016/5/11/chartex" xmlns:cx6="http://schemas.microsoft.com/office/drawing/2016/5/12/chartex" xmlns:cx7="http://schemas.microsoft.com/office/drawing/2016/5/13/chartex" xmlns:cx8="http://schemas.microsoft.com/office/drawing/2016/5/14/chartex" xmlns:mc="http://schemas.openxmlformats.org/markup-compatibility/2006" xmlns:aink="http://schemas.microsoft.com/office/drawing/2016/ink" xmlns:am3d="http://schemas.microsoft.com/office/drawing/2017/model3d" xmlns:o="urn:schemas-microsoft-com:office:office" xmlns:oel="http://schemas.microsoft.com/office/2019/extlst" xmlns:r="http://schemas.openxmlformats.org/officeDocument/2006/relationships" xmlns:m="http://schemas.openxmlformats.org/officeDocument/2006/math" xmlns:v="urn:schemas-microsoft-com:vml" xmlns:wp14="http://schemas.microsoft.com/office/word/2010/wordprocessingDrawing" xmlns:wp="http://schemas.openxmlformats.org/drawingml/2006/wordprocessingDrawing" xmlns:w10="urn:schemas-microsoft-com:office:word" xmlns:w="http://schemas.openxmlformats.org/wordprocessingml/2006/main" xmlns:w14="http://schemas.microsoft.com/office/word/2010/wordml" xmlns:w15="http://schemas.microsoft.com/office/word/2012/wordml" xmlns:w16cex="http://schemas.microsoft.com/office/word/2018/wordml/cex" xmlns:w16cid="http://schemas.microsoft.com/office/word/2016/wordml/cid" xmlns:w16="http://schemas.microsoft.com/office/word/2018/wordml" xmlns:w16du="http://schemas.microsoft.com/office/word/2023/wordml/word16du" xmlns:w16sdtdh="http://schemas.microsoft.com/office/word/2020/wordml/sdtdatahash" xmlns:w16sdtfl="http://schemas.microsoft.com/office/word/2024/wordml/sdtformatlock" xmlns:w16se="http://schemas.microsoft.com/office/word/2015/wordml/symex" xmlns:wpg="http://schemas.microsoft.com/office/word/2010/wordprocessingGroup" xmlns:wpi="http://schemas.microsoft.com/office/word/2010/wordprocessingInk" xmlns:wne="http://schemas.microsoft.com/office/word/2006/wordml" xmlns:wps="http://schemas.microsoft.com/office/word/2010/wordprocessingShape" mc:Ignorable="w14 w15 w16se w16cid w16 w16cex w16sdtdh w16sdtfl w16du wp14">
   <w:endnote w:type="separator" w:id="-1">
     <w:p>
       <w:pPr>
@@ -5443,7 +6196,7 @@
 </file>
 
 <file path=word/footer1.xml><?xml version="1.0" encoding="utf-8"?>
-<w:ftr xmlns:wpc="http://schemas.microsoft.com/office/word/2010/wordprocessingCanvas" xmlns:cx="http://schemas.microsoft.com/office/drawing/2014/chartex" xmlns:cx1="http://schemas.microsoft.com/office/drawing/2015/9/8/chartex" xmlns:mc="http://schemas.openxmlformats.org/markup-compatibility/2006" xmlns:o="urn:schemas-microsoft-com:office:office" xmlns:r="http://schemas.openxmlformats.org/officeDocument/2006/relationships" xmlns:m="http://schemas.openxmlformats.org/officeDocument/2006/math" xmlns:v="urn:schemas-microsoft-com:vml" xmlns:wp14="http://schemas.microsoft.com/office/word/2010/wordprocessingDrawing" xmlns:wp="http://schemas.openxmlformats.org/drawingml/2006/wordprocessingDrawing" xmlns:w10="urn:schemas-microsoft-com:office:word" xmlns:w="http://schemas.openxmlformats.org/wordprocessingml/2006/main" xmlns:w14="http://schemas.microsoft.com/office/word/2010/wordml" xmlns:w15="http://schemas.microsoft.com/office/word/2012/wordml" xmlns:w16se="http://schemas.microsoft.com/office/word/2015/wordml/symex" xmlns:wpg="http://schemas.microsoft.com/office/word/2010/wordprocessingGroup" xmlns:wpi="http://schemas.microsoft.com/office/word/2010/wordprocessingInk" xmlns:wne="http://schemas.microsoft.com/office/word/2006/wordml" xmlns:wps="http://schemas.microsoft.com/office/word/2010/wordprocessingShape" mc:Ignorable="w14 w15 w16se wp14">
+<w:ftr xmlns:wpc="http://schemas.microsoft.com/office/word/2010/wordprocessingCanvas" xmlns:cx="http://schemas.microsoft.com/office/drawing/2014/chartex" xmlns:cx1="http://schemas.microsoft.com/office/drawing/2015/9/8/chartex" xmlns:cx2="http://schemas.microsoft.com/office/drawing/2015/10/21/chartex" xmlns:cx3="http://schemas.microsoft.com/office/drawing/2016/5/9/chartex" xmlns:cx4="http://schemas.microsoft.com/office/drawing/2016/5/10/chartex" xmlns:cx5="http://schemas.microsoft.com/office/drawing/2016/5/11/chartex" xmlns:cx6="http://schemas.microsoft.com/office/drawing/2016/5/12/chartex" xmlns:cx7="http://schemas.microsoft.com/office/drawing/2016/5/13/chartex" xmlns:cx8="http://schemas.microsoft.com/office/drawing/2016/5/14/chartex" xmlns:mc="http://schemas.openxmlformats.org/markup-compatibility/2006" xmlns:aink="http://schemas.microsoft.com/office/drawing/2016/ink" xmlns:am3d="http://schemas.microsoft.com/office/drawing/2017/model3d" xmlns:o="urn:schemas-microsoft-com:office:office" xmlns:oel="http://schemas.microsoft.com/office/2019/extlst" xmlns:r="http://schemas.openxmlformats.org/officeDocument/2006/relationships" xmlns:m="http://schemas.openxmlformats.org/officeDocument/2006/math" xmlns:v="urn:schemas-microsoft-com:vml" xmlns:wp14="http://schemas.microsoft.com/office/word/2010/wordprocessingDrawing" xmlns:wp="http://schemas.openxmlformats.org/drawingml/2006/wordprocessingDrawing" xmlns:w10="urn:schemas-microsoft-com:office:word" xmlns:w="http://schemas.openxmlformats.org/wordprocessingml/2006/main" xmlns:w14="http://schemas.microsoft.com/office/word/2010/wordml" xmlns:w15="http://schemas.microsoft.com/office/word/2012/wordml" xmlns:w16cex="http://schemas.microsoft.com/office/word/2018/wordml/cex" xmlns:w16cid="http://schemas.microsoft.com/office/word/2016/wordml/cid" xmlns:w16="http://schemas.microsoft.com/office/word/2018/wordml" xmlns:w16du="http://schemas.microsoft.com/office/word/2023/wordml/word16du" xmlns:w16sdtdh="http://schemas.microsoft.com/office/word/2020/wordml/sdtdatahash" xmlns:w16sdtfl="http://schemas.microsoft.com/office/word/2024/wordml/sdtformatlock" xmlns:w16se="http://schemas.microsoft.com/office/word/2015/wordml/symex" xmlns:wpg="http://schemas.microsoft.com/office/word/2010/wordprocessingGroup" xmlns:wpi="http://schemas.microsoft.com/office/word/2010/wordprocessingInk" xmlns:wne="http://schemas.microsoft.com/office/word/2006/wordml" xmlns:wps="http://schemas.microsoft.com/office/word/2010/wordprocessingShape" mc:Ignorable="w14 w15 w16se w16cid w16 w16cex w16sdtdh w16sdtfl w16du wp14">
   <w:p>
     <w:pPr>
       <w:framePr w:wrap="around" w:vAnchor="page" w:hAnchor="page" w:x="10910" w:y="15764"/>
@@ -5526,21 +6279,11 @@
           <w:pPr>
             <w:pStyle w:val="Footer"/>
           </w:pPr>
-          <w:r>
-            <w:fldChar w:fldCharType="begin"/>
-          </w:r>
-          <w:r>
-            <w:instrText xml:space="preserve"> DOCPROPERTY  Classification  \* MERGEFORMAT </w:instrText>
-          </w:r>
-          <w:r>
-            <w:fldChar w:fldCharType="separate"/>
-          </w:r>
-          <w:r>
-            <w:t>CONFIDENTIAL</w:t>
-          </w:r>
-          <w:r>
-            <w:fldChar w:fldCharType="end"/>
-          </w:r>
+          <w:fldSimple w:instr=" DOCPROPERTY  Classification  \* MERGEFORMAT ">
+            <w:r>
+              <w:t>CONFIDENTIAL</w:t>
+            </w:r>
+          </w:fldSimple>
           <w:r>
             <w:tab/>
           </w:r>
@@ -5606,7 +6349,7 @@
             </wp:anchor>
           </w:drawing>
         </mc:Choice>
-        <mc:Fallback xmlns:w16sdtfl="http://schemas.microsoft.com/office/word/2024/wordml/sdtformatlock" xmlns:w16sdtdh="http://schemas.microsoft.com/office/word/2020/wordml/sdtdatahash" xmlns:w16du="http://schemas.microsoft.com/office/word/2023/wordml/word16du" xmlns:w16="http://schemas.microsoft.com/office/word/2018/wordml" xmlns:w16cid="http://schemas.microsoft.com/office/word/2016/wordml/cid" xmlns:w16cex="http://schemas.microsoft.com/office/word/2018/wordml/cex" xmlns:oel="http://schemas.microsoft.com/office/2019/extlst" xmlns:am3d="http://schemas.microsoft.com/office/drawing/2017/model3d" xmlns:aink="http://schemas.microsoft.com/office/drawing/2016/ink" xmlns:cx8="http://schemas.microsoft.com/office/drawing/2016/5/14/chartex" xmlns:cx7="http://schemas.microsoft.com/office/drawing/2016/5/13/chartex" xmlns:cx6="http://schemas.microsoft.com/office/drawing/2016/5/12/chartex" xmlns:cx5="http://schemas.microsoft.com/office/drawing/2016/5/11/chartex" xmlns:cx4="http://schemas.microsoft.com/office/drawing/2016/5/10/chartex" xmlns:cx3="http://schemas.microsoft.com/office/drawing/2016/5/9/chartex" xmlns:cx2="http://schemas.microsoft.com/office/drawing/2015/10/21/chartex">
+        <mc:Fallback>
           <w:pict>
             <v:line w14:anchorId="2927C80C" id="Straight Connector 21" o:spid="_x0000_s1026" style="position:absolute;z-index:251659264;visibility:visible;mso-wrap-style:square;mso-width-percent:0;mso-height-percent:0;mso-wrap-distance-left:9pt;mso-wrap-distance-top:0;mso-wrap-distance-right:9pt;mso-wrap-distance-bottom:0;mso-position-horizontal:absolute;mso-position-horizontal-relative:text;mso-position-vertical:absolute;mso-position-vertical-relative:text;mso-width-percent:0;mso-height-percent:0;mso-width-relative:margin;mso-height-relative:margin" from="-1.55pt,-1.2pt" to="466.55pt,-1.2pt" o:gfxdata="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" strokecolor="#464547" strokeweight="2pt"/>
           </w:pict>
@@ -5618,7 +6361,7 @@
 </file>
 
 <file path=word/footer2.xml><?xml version="1.0" encoding="utf-8"?>
-<w:ftr xmlns:wpc="http://schemas.microsoft.com/office/word/2010/wordprocessingCanvas" xmlns:cx="http://schemas.microsoft.com/office/drawing/2014/chartex" xmlns:cx1="http://schemas.microsoft.com/office/drawing/2015/9/8/chartex" xmlns:mc="http://schemas.openxmlformats.org/markup-compatibility/2006" xmlns:o="urn:schemas-microsoft-com:office:office" xmlns:r="http://schemas.openxmlformats.org/officeDocument/2006/relationships" xmlns:m="http://schemas.openxmlformats.org/officeDocument/2006/math" xmlns:v="urn:schemas-microsoft-com:vml" xmlns:wp14="http://schemas.microsoft.com/office/word/2010/wordprocessingDrawing" xmlns:wp="http://schemas.openxmlformats.org/drawingml/2006/wordprocessingDrawing" xmlns:w10="urn:schemas-microsoft-com:office:word" xmlns:w="http://schemas.openxmlformats.org/wordprocessingml/2006/main" xmlns:w14="http://schemas.microsoft.com/office/word/2010/wordml" xmlns:w15="http://schemas.microsoft.com/office/word/2012/wordml" xmlns:w16se="http://schemas.microsoft.com/office/word/2015/wordml/symex" xmlns:wpg="http://schemas.microsoft.com/office/word/2010/wordprocessingGroup" xmlns:wpi="http://schemas.microsoft.com/office/word/2010/wordprocessingInk" xmlns:wne="http://schemas.microsoft.com/office/word/2006/wordml" xmlns:wps="http://schemas.microsoft.com/office/word/2010/wordprocessingShape" mc:Ignorable="w14 w15 w16se wp14">
+<w:ftr xmlns:wpc="http://schemas.microsoft.com/office/word/2010/wordprocessingCanvas" xmlns:cx="http://schemas.microsoft.com/office/drawing/2014/chartex" xmlns:cx1="http://schemas.microsoft.com/office/drawing/2015/9/8/chartex" xmlns:cx2="http://schemas.microsoft.com/office/drawing/2015/10/21/chartex" xmlns:cx3="http://schemas.microsoft.com/office/drawing/2016/5/9/chartex" xmlns:cx4="http://schemas.microsoft.com/office/drawing/2016/5/10/chartex" xmlns:cx5="http://schemas.microsoft.com/office/drawing/2016/5/11/chartex" xmlns:cx6="http://schemas.microsoft.com/office/drawing/2016/5/12/chartex" xmlns:cx7="http://schemas.microsoft.com/office/drawing/2016/5/13/chartex" xmlns:cx8="http://schemas.microsoft.com/office/drawing/2016/5/14/chartex" xmlns:mc="http://schemas.openxmlformats.org/markup-compatibility/2006" xmlns:aink="http://schemas.microsoft.com/office/drawing/2016/ink" xmlns:am3d="http://schemas.microsoft.com/office/drawing/2017/model3d" xmlns:o="urn:schemas-microsoft-com:office:office" xmlns:oel="http://schemas.microsoft.com/office/2019/extlst" xmlns:r="http://schemas.openxmlformats.org/officeDocument/2006/relationships" xmlns:m="http://schemas.openxmlformats.org/officeDocument/2006/math" xmlns:v="urn:schemas-microsoft-com:vml" xmlns:wp14="http://schemas.microsoft.com/office/word/2010/wordprocessingDrawing" xmlns:wp="http://schemas.openxmlformats.org/drawingml/2006/wordprocessingDrawing" xmlns:w10="urn:schemas-microsoft-com:office:word" xmlns:w="http://schemas.openxmlformats.org/wordprocessingml/2006/main" xmlns:w14="http://schemas.microsoft.com/office/word/2010/wordml" xmlns:w15="http://schemas.microsoft.com/office/word/2012/wordml" xmlns:w16cex="http://schemas.microsoft.com/office/word/2018/wordml/cex" xmlns:w16cid="http://schemas.microsoft.com/office/word/2016/wordml/cid" xmlns:w16="http://schemas.microsoft.com/office/word/2018/wordml" xmlns:w16du="http://schemas.microsoft.com/office/word/2023/wordml/word16du" xmlns:w16sdtdh="http://schemas.microsoft.com/office/word/2020/wordml/sdtdatahash" xmlns:w16sdtfl="http://schemas.microsoft.com/office/word/2024/wordml/sdtformatlock" xmlns:w16se="http://schemas.microsoft.com/office/word/2015/wordml/symex" xmlns:wpg="http://schemas.microsoft.com/office/word/2010/wordprocessingGroup" xmlns:wpi="http://schemas.microsoft.com/office/word/2010/wordprocessingInk" xmlns:wne="http://schemas.microsoft.com/office/word/2006/wordml" xmlns:wps="http://schemas.microsoft.com/office/word/2010/wordprocessingShape" mc:Ignorable="w14 w15 w16se w16cid w16 w16cex w16sdtdh w16sdtfl w16du wp14">
   <w:tbl>
     <w:tblPr>
       <w:tblW w:w="0" w:type="auto"/>
@@ -5677,21 +6420,11 @@
           <w:pPr>
             <w:pStyle w:val="Footer"/>
           </w:pPr>
-          <w:r>
-            <w:fldChar w:fldCharType="begin"/>
-          </w:r>
-          <w:r>
-            <w:instrText xml:space="preserve"> DOCPROPERTY  Classification  \* MERGEFORMAT </w:instrText>
-          </w:r>
-          <w:r>
-            <w:fldChar w:fldCharType="separate"/>
-          </w:r>
-          <w:r>
-            <w:t>CONFIDENTIAL</w:t>
-          </w:r>
-          <w:r>
-            <w:fldChar w:fldCharType="end"/>
-          </w:r>
+          <w:fldSimple w:instr=" DOCPROPERTY  Classification  \* MERGEFORMAT ">
+            <w:r>
+              <w:t>CONFIDENTIAL</w:t>
+            </w:r>
+          </w:fldSimple>
         </w:p>
       </w:tc>
     </w:tr>
@@ -5755,7 +6488,7 @@
             </wp:anchor>
           </w:drawing>
         </mc:Choice>
-        <mc:Fallback xmlns:w16sdtfl="http://schemas.microsoft.com/office/word/2024/wordml/sdtformatlock" xmlns:w16sdtdh="http://schemas.microsoft.com/office/word/2020/wordml/sdtdatahash" xmlns:w16du="http://schemas.microsoft.com/office/word/2023/wordml/word16du" xmlns:w16="http://schemas.microsoft.com/office/word/2018/wordml" xmlns:w16cid="http://schemas.microsoft.com/office/word/2016/wordml/cid" xmlns:w16cex="http://schemas.microsoft.com/office/word/2018/wordml/cex" xmlns:oel="http://schemas.microsoft.com/office/2019/extlst" xmlns:am3d="http://schemas.microsoft.com/office/drawing/2017/model3d" xmlns:aink="http://schemas.microsoft.com/office/drawing/2016/ink" xmlns:cx8="http://schemas.microsoft.com/office/drawing/2016/5/14/chartex" xmlns:cx7="http://schemas.microsoft.com/office/drawing/2016/5/13/chartex" xmlns:cx6="http://schemas.microsoft.com/office/drawing/2016/5/12/chartex" xmlns:cx5="http://schemas.microsoft.com/office/drawing/2016/5/11/chartex" xmlns:cx4="http://schemas.microsoft.com/office/drawing/2016/5/10/chartex" xmlns:cx3="http://schemas.microsoft.com/office/drawing/2016/5/9/chartex" xmlns:cx2="http://schemas.microsoft.com/office/drawing/2015/10/21/chartex">
+        <mc:Fallback>
           <w:pict>
             <v:line w14:anchorId="753841C6" id="Straight Connector 3" o:spid="_x0000_s1026" style="position:absolute;z-index:251660288;visibility:visible;mso-wrap-style:square;mso-width-percent:0;mso-height-percent:0;mso-wrap-distance-left:9pt;mso-wrap-distance-top:0;mso-wrap-distance-right:9pt;mso-wrap-distance-bottom:0;mso-position-horizontal:absolute;mso-position-horizontal-relative:text;mso-position-vertical:absolute;mso-position-vertical-relative:text;mso-width-percent:0;mso-height-percent:0;mso-width-relative:margin;mso-height-relative:margin" from=".2pt,-27.15pt" to="465.9pt,-27.15pt" o:gfxdata="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" strokecolor="#464547" strokeweight="2pt"/>
           </w:pict>
@@ -5767,7 +6500,7 @@
 </file>
 
 <file path=word/footnotes.xml><?xml version="1.0" encoding="utf-8"?>
-<w:footnotes xmlns:wpc="http://schemas.microsoft.com/office/word/2010/wordprocessingCanvas" xmlns:cx="http://schemas.microsoft.com/office/drawing/2014/chartex" xmlns:cx1="http://schemas.microsoft.com/office/drawing/2015/9/8/chartex" xmlns:mc="http://schemas.openxmlformats.org/markup-compatibility/2006" xmlns:o="urn:schemas-microsoft-com:office:office" xmlns:r="http://schemas.openxmlformats.org/officeDocument/2006/relationships" xmlns:m="http://schemas.openxmlformats.org/officeDocument/2006/math" xmlns:v="urn:schemas-microsoft-com:vml" xmlns:wp14="http://schemas.microsoft.com/office/word/2010/wordprocessingDrawing" xmlns:wp="http://schemas.openxmlformats.org/drawingml/2006/wordprocessingDrawing" xmlns:w10="urn:schemas-microsoft-com:office:word" xmlns:w="http://schemas.openxmlformats.org/wordprocessingml/2006/main" xmlns:w14="http://schemas.microsoft.com/office/word/2010/wordml" xmlns:w15="http://schemas.microsoft.com/office/word/2012/wordml" xmlns:w16se="http://schemas.microsoft.com/office/word/2015/wordml/symex" xmlns:wpg="http://schemas.microsoft.com/office/word/2010/wordprocessingGroup" xmlns:wpi="http://schemas.microsoft.com/office/word/2010/wordprocessingInk" xmlns:wne="http://schemas.microsoft.com/office/word/2006/wordml" xmlns:wps="http://schemas.microsoft.com/office/word/2010/wordprocessingShape" mc:Ignorable="w14 w15 w16se wp14">
+<w:footnotes xmlns:wpc="http://schemas.microsoft.com/office/word/2010/wordprocessingCanvas" xmlns:cx="http://schemas.microsoft.com/office/drawing/2014/chartex" xmlns:cx1="http://schemas.microsoft.com/office/drawing/2015/9/8/chartex" xmlns:cx2="http://schemas.microsoft.com/office/drawing/2015/10/21/chartex" xmlns:cx3="http://schemas.microsoft.com/office/drawing/2016/5/9/chartex" xmlns:cx4="http://schemas.microsoft.com/office/drawing/2016/5/10/chartex" xmlns:cx5="http://schemas.microsoft.com/office/drawing/2016/5/11/chartex" xmlns:cx6="http://schemas.microsoft.com/office/drawing/2016/5/12/chartex" xmlns:cx7="http://schemas.microsoft.com/office/drawing/2016/5/13/chartex" xmlns:cx8="http://schemas.microsoft.com/office/drawing/2016/5/14/chartex" xmlns:mc="http://schemas.openxmlformats.org/markup-compatibility/2006" xmlns:aink="http://schemas.microsoft.com/office/drawing/2016/ink" xmlns:am3d="http://schemas.microsoft.com/office/drawing/2017/model3d" xmlns:o="urn:schemas-microsoft-com:office:office" xmlns:oel="http://schemas.microsoft.com/office/2019/extlst" xmlns:r="http://schemas.openxmlformats.org/officeDocument/2006/relationships" xmlns:m="http://schemas.openxmlformats.org/officeDocument/2006/math" xmlns:v="urn:schemas-microsoft-com:vml" xmlns:wp14="http://schemas.microsoft.com/office/word/2010/wordprocessingDrawing" xmlns:wp="http://schemas.openxmlformats.org/drawingml/2006/wordprocessingDrawing" xmlns:w10="urn:schemas-microsoft-com:office:word" xmlns:w="http://schemas.openxmlformats.org/wordprocessingml/2006/main" xmlns:w14="http://schemas.microsoft.com/office/word/2010/wordml" xmlns:w15="http://schemas.microsoft.com/office/word/2012/wordml" xmlns:w16cex="http://schemas.microsoft.com/office/word/2018/wordml/cex" xmlns:w16cid="http://schemas.microsoft.com/office/word/2016/wordml/cid" xmlns:w16="http://schemas.microsoft.com/office/word/2018/wordml" xmlns:w16du="http://schemas.microsoft.com/office/word/2023/wordml/word16du" xmlns:w16sdtdh="http://schemas.microsoft.com/office/word/2020/wordml/sdtdatahash" xmlns:w16sdtfl="http://schemas.microsoft.com/office/word/2024/wordml/sdtformatlock" xmlns:w16se="http://schemas.microsoft.com/office/word/2015/wordml/symex" xmlns:wpg="http://schemas.microsoft.com/office/word/2010/wordprocessingGroup" xmlns:wpi="http://schemas.microsoft.com/office/word/2010/wordprocessingInk" xmlns:wne="http://schemas.microsoft.com/office/word/2006/wordml" xmlns:wps="http://schemas.microsoft.com/office/word/2010/wordprocessingShape" mc:Ignorable="w14 w15 w16se w16cid w16 w16cex w16sdtdh w16sdtfl w16du wp14">
   <w:footnote w:type="separator" w:id="-1">
     <w:p>
       <w:pPr>
@@ -5792,7 +6525,7 @@
 </file>
 
 <file path=word/header1.xml><?xml version="1.0" encoding="utf-8"?>
-<w:hdr xmlns:wpc="http://schemas.microsoft.com/office/word/2010/wordprocessingCanvas" xmlns:cx="http://schemas.microsoft.com/office/drawing/2014/chartex" xmlns:cx1="http://schemas.microsoft.com/office/drawing/2015/9/8/chartex" xmlns:mc="http://schemas.openxmlformats.org/markup-compatibility/2006" xmlns:o="urn:schemas-microsoft-com:office:office" xmlns:r="http://schemas.openxmlformats.org/officeDocument/2006/relationships" xmlns:m="http://schemas.openxmlformats.org/officeDocument/2006/math" xmlns:v="urn:schemas-microsoft-com:vml" xmlns:wp14="http://schemas.microsoft.com/office/word/2010/wordprocessingDrawing" xmlns:wp="http://schemas.openxmlformats.org/drawingml/2006/wordprocessingDrawing" xmlns:w10="urn:schemas-microsoft-com:office:word" xmlns:w="http://schemas.openxmlformats.org/wordprocessingml/2006/main" xmlns:w14="http://schemas.microsoft.com/office/word/2010/wordml" xmlns:w15="http://schemas.microsoft.com/office/word/2012/wordml" xmlns:w16se="http://schemas.microsoft.com/office/word/2015/wordml/symex" xmlns:wpg="http://schemas.microsoft.com/office/word/2010/wordprocessingGroup" xmlns:wpi="http://schemas.microsoft.com/office/word/2010/wordprocessingInk" xmlns:wne="http://schemas.microsoft.com/office/word/2006/wordml" xmlns:wps="http://schemas.microsoft.com/office/word/2010/wordprocessingShape" mc:Ignorable="w14 w15 w16se wp14">
+<w:hdr xmlns:wpc="http://schemas.microsoft.com/office/word/2010/wordprocessingCanvas" xmlns:cx="http://schemas.microsoft.com/office/drawing/2014/chartex" xmlns:cx1="http://schemas.microsoft.com/office/drawing/2015/9/8/chartex" xmlns:cx2="http://schemas.microsoft.com/office/drawing/2015/10/21/chartex" xmlns:cx3="http://schemas.microsoft.com/office/drawing/2016/5/9/chartex" xmlns:cx4="http://schemas.microsoft.com/office/drawing/2016/5/10/chartex" xmlns:cx5="http://schemas.microsoft.com/office/drawing/2016/5/11/chartex" xmlns:cx6="http://schemas.microsoft.com/office/drawing/2016/5/12/chartex" xmlns:cx7="http://schemas.microsoft.com/office/drawing/2016/5/13/chartex" xmlns:cx8="http://schemas.microsoft.com/office/drawing/2016/5/14/chartex" xmlns:mc="http://schemas.openxmlformats.org/markup-compatibility/2006" xmlns:aink="http://schemas.microsoft.com/office/drawing/2016/ink" xmlns:am3d="http://schemas.microsoft.com/office/drawing/2017/model3d" xmlns:o="urn:schemas-microsoft-com:office:office" xmlns:oel="http://schemas.microsoft.com/office/2019/extlst" xmlns:r="http://schemas.openxmlformats.org/officeDocument/2006/relationships" xmlns:m="http://schemas.openxmlformats.org/officeDocument/2006/math" xmlns:v="urn:schemas-microsoft-com:vml" xmlns:wp14="http://schemas.microsoft.com/office/word/2010/wordprocessingDrawing" xmlns:wp="http://schemas.openxmlformats.org/drawingml/2006/wordprocessingDrawing" xmlns:w10="urn:schemas-microsoft-com:office:word" xmlns:w="http://schemas.openxmlformats.org/wordprocessingml/2006/main" xmlns:w14="http://schemas.microsoft.com/office/word/2010/wordml" xmlns:w15="http://schemas.microsoft.com/office/word/2012/wordml" xmlns:w16cex="http://schemas.microsoft.com/office/word/2018/wordml/cex" xmlns:w16cid="http://schemas.microsoft.com/office/word/2016/wordml/cid" xmlns:w16="http://schemas.microsoft.com/office/word/2018/wordml" xmlns:w16du="http://schemas.microsoft.com/office/word/2023/wordml/word16du" xmlns:w16sdtdh="http://schemas.microsoft.com/office/word/2020/wordml/sdtdatahash" xmlns:w16sdtfl="http://schemas.microsoft.com/office/word/2024/wordml/sdtformatlock" xmlns:w16se="http://schemas.microsoft.com/office/word/2015/wordml/symex" xmlns:wpg="http://schemas.microsoft.com/office/word/2010/wordprocessingGroup" xmlns:wpi="http://schemas.microsoft.com/office/word/2010/wordprocessingInk" xmlns:wne="http://schemas.microsoft.com/office/word/2006/wordml" xmlns:wps="http://schemas.microsoft.com/office/word/2010/wordprocessingShape" mc:Ignorable="w14 w15 w16se w16cid w16 w16cex w16sdtdh w16sdtfl w16du wp14">
   <w:tbl>
     <w:tblPr>
       <w:tblW w:w="9498" w:type="dxa"/>
@@ -6014,7 +6747,7 @@
             </wp:anchor>
           </w:drawing>
         </mc:Choice>
-        <mc:Fallback xmlns:w16sdtfl="http://schemas.microsoft.com/office/word/2024/wordml/sdtformatlock" xmlns:w16sdtdh="http://schemas.microsoft.com/office/word/2020/wordml/sdtdatahash" xmlns:w16du="http://schemas.microsoft.com/office/word/2023/wordml/word16du" xmlns:w16="http://schemas.microsoft.com/office/word/2018/wordml" xmlns:w16cid="http://schemas.microsoft.com/office/word/2016/wordml/cid" xmlns:w16cex="http://schemas.microsoft.com/office/word/2018/wordml/cex" xmlns:oel="http://schemas.microsoft.com/office/2019/extlst" xmlns:am3d="http://schemas.microsoft.com/office/drawing/2017/model3d" xmlns:aink="http://schemas.microsoft.com/office/drawing/2016/ink" xmlns:cx8="http://schemas.microsoft.com/office/drawing/2016/5/14/chartex" xmlns:cx7="http://schemas.microsoft.com/office/drawing/2016/5/13/chartex" xmlns:cx6="http://schemas.microsoft.com/office/drawing/2016/5/12/chartex" xmlns:cx5="http://schemas.microsoft.com/office/drawing/2016/5/11/chartex" xmlns:cx4="http://schemas.microsoft.com/office/drawing/2016/5/10/chartex" xmlns:cx3="http://schemas.microsoft.com/office/drawing/2016/5/9/chartex" xmlns:cx2="http://schemas.microsoft.com/office/drawing/2015/10/21/chartex">
+        <mc:Fallback>
           <w:pict>
             <v:line w14:anchorId="6A4D861F" id="Straight Connector 7" o:spid="_x0000_s1026" style="position:absolute;z-index:251661312;visibility:visible;mso-wrap-style:square;mso-width-percent:0;mso-height-percent:0;mso-wrap-distance-left:9pt;mso-wrap-distance-top:0;mso-wrap-distance-right:9pt;mso-wrap-distance-bottom:0;mso-position-horizontal:absolute;mso-position-horizontal-relative:text;mso-position-vertical:absolute;mso-position-vertical-relative:text;mso-width-percent:0;mso-height-percent:0;mso-width-relative:margin;mso-height-relative:page" from=".45pt,1.05pt" to="469.15pt,1.05pt" o:gfxdata="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" strokecolor="#393737 [814]" strokeweight="2pt">
               <v:stroke joinstyle="miter"/>
@@ -6028,7 +6761,7 @@
 </file>
 
 <file path=word/numbering.xml><?xml version="1.0" encoding="utf-8"?>
-<w:numbering xmlns:wpc="http://schemas.microsoft.com/office/word/2010/wordprocessingCanvas" xmlns:cx="http://schemas.microsoft.com/office/drawing/2014/chartex" xmlns:cx1="http://schemas.microsoft.com/office/drawing/2015/9/8/chartex" xmlns:mc="http://schemas.openxmlformats.org/markup-compatibility/2006" xmlns:o="urn:schemas-microsoft-com:office:office" xmlns:r="http://schemas.openxmlformats.org/officeDocument/2006/relationships" xmlns:m="http://schemas.openxmlformats.org/officeDocument/2006/math" xmlns:v="urn:schemas-microsoft-com:vml" xmlns:wp14="http://schemas.microsoft.com/office/word/2010/wordprocessingDrawing" xmlns:wp="http://schemas.openxmlformats.org/drawingml/2006/wordprocessingDrawing" xmlns:w10="urn:schemas-microsoft-com:office:word" xmlns:w="http://schemas.openxmlformats.org/wordprocessingml/2006/main" xmlns:w14="http://schemas.microsoft.com/office/word/2010/wordml" xmlns:w15="http://schemas.microsoft.com/office/word/2012/wordml" xmlns:w16se="http://schemas.microsoft.com/office/word/2015/wordml/symex" xmlns:wpg="http://schemas.microsoft.com/office/word/2010/wordprocessingGroup" xmlns:wpi="http://schemas.microsoft.com/office/word/2010/wordprocessingInk" xmlns:wne="http://schemas.microsoft.com/office/word/2006/wordml" xmlns:wps="http://schemas.microsoft.com/office/word/2010/wordprocessingShape" mc:Ignorable="w14 w15 w16se wp14">
+<w:numbering xmlns:wpc="http://schemas.microsoft.com/office/word/2010/wordprocessingCanvas" xmlns:cx="http://schemas.microsoft.com/office/drawing/2014/chartex" xmlns:cx1="http://schemas.microsoft.com/office/drawing/2015/9/8/chartex" xmlns:cx2="http://schemas.microsoft.com/office/drawing/2015/10/21/chartex" xmlns:cx3="http://schemas.microsoft.com/office/drawing/2016/5/9/chartex" xmlns:cx4="http://schemas.microsoft.com/office/drawing/2016/5/10/chartex" xmlns:cx5="http://schemas.microsoft.com/office/drawing/2016/5/11/chartex" xmlns:cx6="http://schemas.microsoft.com/office/drawing/2016/5/12/chartex" xmlns:cx7="http://schemas.microsoft.com/office/drawing/2016/5/13/chartex" xmlns:cx8="http://schemas.microsoft.com/office/drawing/2016/5/14/chartex" xmlns:mc="http://schemas.openxmlformats.org/markup-compatibility/2006" xmlns:aink="http://schemas.microsoft.com/office/drawing/2016/ink" xmlns:am3d="http://schemas.microsoft.com/office/drawing/2017/model3d" xmlns:o="urn:schemas-microsoft-com:office:office" xmlns:oel="http://schemas.microsoft.com/office/2019/extlst" xmlns:r="http://schemas.openxmlformats.org/officeDocument/2006/relationships" xmlns:m="http://schemas.openxmlformats.org/officeDocument/2006/math" xmlns:v="urn:schemas-microsoft-com:vml" xmlns:wp14="http://schemas.microsoft.com/office/word/2010/wordprocessingDrawing" xmlns:wp="http://schemas.openxmlformats.org/drawingml/2006/wordprocessingDrawing" xmlns:w10="urn:schemas-microsoft-com:office:word" xmlns:w="http://schemas.openxmlformats.org/wordprocessingml/2006/main" xmlns:w14="http://schemas.microsoft.com/office/word/2010/wordml" xmlns:w15="http://schemas.microsoft.com/office/word/2012/wordml" xmlns:w16cex="http://schemas.microsoft.com/office/word/2018/wordml/cex" xmlns:w16cid="http://schemas.microsoft.com/office/word/2016/wordml/cid" xmlns:w16="http://schemas.microsoft.com/office/word/2018/wordml" xmlns:w16du="http://schemas.microsoft.com/office/word/2023/wordml/word16du" xmlns:w16sdtdh="http://schemas.microsoft.com/office/word/2020/wordml/sdtdatahash" xmlns:w16sdtfl="http://schemas.microsoft.com/office/word/2024/wordml/sdtformatlock" xmlns:w16se="http://schemas.microsoft.com/office/word/2015/wordml/symex" xmlns:wpg="http://schemas.microsoft.com/office/word/2010/wordprocessingGroup" xmlns:wpi="http://schemas.microsoft.com/office/word/2010/wordprocessingInk" xmlns:wne="http://schemas.microsoft.com/office/word/2006/wordml" xmlns:wps="http://schemas.microsoft.com/office/word/2010/wordprocessingShape" mc:Ignorable="w14 w15 w16se w16cid w16 w16cex w16sdtdh w16sdtfl w16du wp14">
   <w:abstractNum w:abstractNumId="0" w15:restartNumberingAfterBreak="0">
     <w:nsid w:val="017A52B3"/>
     <w:multiLevelType w:val="hybridMultilevel"/>
@@ -8847,31 +9580,31 @@
       </w:pPr>
     </w:lvl>
   </w:abstractNum>
-  <w:num w:numId="1">
+  <w:num w:numId="1" w16cid:durableId="1855074359">
     <w:abstractNumId w:val="7"/>
   </w:num>
-  <w:num w:numId="2">
+  <w:num w:numId="2" w16cid:durableId="987437738">
     <w:abstractNumId w:val="0"/>
   </w:num>
-  <w:num w:numId="3">
+  <w:num w:numId="3" w16cid:durableId="1437746113">
     <w:abstractNumId w:val="1"/>
   </w:num>
-  <w:num w:numId="4">
+  <w:num w:numId="4" w16cid:durableId="1652639580">
     <w:abstractNumId w:val="11"/>
   </w:num>
-  <w:num w:numId="5">
+  <w:num w:numId="5" w16cid:durableId="1052853059">
     <w:abstractNumId w:val="8"/>
   </w:num>
-  <w:num w:numId="6">
+  <w:num w:numId="6" w16cid:durableId="1816027791">
     <w:abstractNumId w:val="6"/>
   </w:num>
-  <w:num w:numId="7">
+  <w:num w:numId="7" w16cid:durableId="323750847">
     <w:abstractNumId w:val="23"/>
   </w:num>
-  <w:num w:numId="8">
+  <w:num w:numId="8" w16cid:durableId="93870690">
     <w:abstractNumId w:val="13"/>
   </w:num>
-  <w:num w:numId="9">
+  <w:num w:numId="9" w16cid:durableId="663168178">
     <w:abstractNumId w:val="7"/>
     <w:lvlOverride w:ilvl="0">
       <w:startOverride w:val="1"/>
@@ -8901,10 +9634,10 @@
       <w:startOverride w:val="1"/>
     </w:lvlOverride>
   </w:num>
-  <w:num w:numId="10">
+  <w:num w:numId="10" w16cid:durableId="1017733651">
     <w:abstractNumId w:val="19"/>
   </w:num>
-  <w:num w:numId="11">
+  <w:num w:numId="11" w16cid:durableId="1894660349">
     <w:abstractNumId w:val="19"/>
     <w:lvlOverride w:ilvl="0"/>
     <w:lvlOverride w:ilvl="1"/>
@@ -8928,7 +9661,7 @@
       <w:startOverride w:val="1"/>
     </w:lvlOverride>
   </w:num>
-  <w:num w:numId="12">
+  <w:num w:numId="12" w16cid:durableId="1064986309">
     <w:abstractNumId w:val="18"/>
     <w:lvlOverride w:ilvl="0">
       <w:startOverride w:val="1"/>
@@ -8958,65 +9691,65 @@
       <w:startOverride w:val="1"/>
     </w:lvlOverride>
   </w:num>
-  <w:num w:numId="13">
+  <w:num w:numId="13" w16cid:durableId="901645304">
     <w:abstractNumId w:val="5"/>
   </w:num>
-  <w:num w:numId="14">
+  <w:num w:numId="14" w16cid:durableId="1388644523">
     <w:abstractNumId w:val="16"/>
   </w:num>
-  <w:num w:numId="15">
+  <w:num w:numId="15" w16cid:durableId="1700860325">
     <w:abstractNumId w:val="14"/>
   </w:num>
-  <w:num w:numId="16">
+  <w:num w:numId="16" w16cid:durableId="1065296526">
     <w:abstractNumId w:val="12"/>
   </w:num>
-  <w:num w:numId="17">
+  <w:num w:numId="17" w16cid:durableId="171729689">
     <w:abstractNumId w:val="12"/>
     <w:lvlOverride w:ilvl="0">
       <w:startOverride w:val="1"/>
     </w:lvlOverride>
   </w:num>
-  <w:num w:numId="18">
+  <w:num w:numId="18" w16cid:durableId="1005518911">
     <w:abstractNumId w:val="10"/>
   </w:num>
-  <w:num w:numId="19">
+  <w:num w:numId="19" w16cid:durableId="1268777369">
     <w:abstractNumId w:val="7"/>
   </w:num>
-  <w:num w:numId="20">
+  <w:num w:numId="20" w16cid:durableId="587807674">
     <w:abstractNumId w:val="7"/>
   </w:num>
-  <w:num w:numId="21">
+  <w:num w:numId="21" w16cid:durableId="1693844187">
     <w:abstractNumId w:val="2"/>
   </w:num>
-  <w:num w:numId="22">
+  <w:num w:numId="22" w16cid:durableId="1852522768">
     <w:abstractNumId w:val="15"/>
   </w:num>
-  <w:num w:numId="23">
+  <w:num w:numId="23" w16cid:durableId="1740052116">
     <w:abstractNumId w:val="4"/>
   </w:num>
-  <w:num w:numId="24">
+  <w:num w:numId="24" w16cid:durableId="1293633972">
     <w:abstractNumId w:val="22"/>
   </w:num>
-  <w:num w:numId="25">
+  <w:num w:numId="25" w16cid:durableId="1500922373">
     <w:abstractNumId w:val="21"/>
   </w:num>
-  <w:num w:numId="26">
+  <w:num w:numId="26" w16cid:durableId="981617609">
     <w:abstractNumId w:val="3"/>
   </w:num>
-  <w:num w:numId="27">
+  <w:num w:numId="27" w16cid:durableId="1126394207">
     <w:abstractNumId w:val="17"/>
   </w:num>
-  <w:num w:numId="28">
+  <w:num w:numId="28" w16cid:durableId="558830557">
     <w:abstractNumId w:val="9"/>
   </w:num>
-  <w:num w:numId="29">
+  <w:num w:numId="29" w16cid:durableId="238180231">
     <w:abstractNumId w:val="20"/>
   </w:num>
 </w:numbering>
 </file>
 
 <file path=word/styles.xml><?xml version="1.0" encoding="utf-8"?>
-<w:styles xmlns:mc="http://schemas.openxmlformats.org/markup-compatibility/2006" xmlns:r="http://schemas.openxmlformats.org/officeDocument/2006/relationships" xmlns:w="http://schemas.openxmlformats.org/wordprocessingml/2006/main" xmlns:w14="http://schemas.microsoft.com/office/word/2010/wordml" xmlns:w15="http://schemas.microsoft.com/office/word/2012/wordml" xmlns:w16se="http://schemas.microsoft.com/office/word/2015/wordml/symex" mc:Ignorable="w14 w15 w16se">
+<w:styles xmlns:mc="http://schemas.openxmlformats.org/markup-compatibility/2006" xmlns:r="http://schemas.openxmlformats.org/officeDocument/2006/relationships" xmlns:w="http://schemas.openxmlformats.org/wordprocessingml/2006/main" xmlns:w14="http://schemas.microsoft.com/office/word/2010/wordml" xmlns:w15="http://schemas.microsoft.com/office/word/2012/wordml" xmlns:w16cex="http://schemas.microsoft.com/office/word/2018/wordml/cex" xmlns:w16cid="http://schemas.microsoft.com/office/word/2016/wordml/cid" xmlns:w16="http://schemas.microsoft.com/office/word/2018/wordml" xmlns:w16du="http://schemas.microsoft.com/office/word/2023/wordml/word16du" xmlns:w16sdtdh="http://schemas.microsoft.com/office/word/2020/wordml/sdtdatahash" xmlns:w16sdtfl="http://schemas.microsoft.com/office/word/2024/wordml/sdtformatlock" xmlns:w16se="http://schemas.microsoft.com/office/word/2015/wordml/symex" mc:Ignorable="w14 w15 w16se w16cid w16 w16cex w16sdtdh w16sdtfl w16du">
   <w:docDefaults>
     <w:rPrDefault>
       <w:rPr>
@@ -9032,7 +9765,7 @@
       </w:pPr>
     </w:pPrDefault>
   </w:docDefaults>
-  <w:latentStyles w:defLockedState="0" w:defUIPriority="99" w:defSemiHidden="0" w:defUnhideWhenUsed="0" w:defQFormat="0" w:count="371">
+  <w:latentStyles w:defLockedState="0" w:defUIPriority="99" w:defSemiHidden="0" w:defUnhideWhenUsed="0" w:defQFormat="0" w:count="376">
     <w:lsdException w:name="Normal" w:uiPriority="3" w:qFormat="1"/>
     <w:lsdException w:name="heading 1" w:uiPriority="0" w:qFormat="1"/>
     <w:lsdException w:name="heading 2" w:semiHidden="1" w:uiPriority="0" w:unhideWhenUsed="1" w:qFormat="1"/>
@@ -9404,12 +10137,17 @@
     <w:lsdException w:name="List Table 5 Dark Accent 6" w:uiPriority="50"/>
     <w:lsdException w:name="List Table 6 Colorful Accent 6" w:uiPriority="51"/>
     <w:lsdException w:name="List Table 7 Colorful Accent 6" w:uiPriority="52"/>
+    <w:lsdException w:name="Mention" w:semiHidden="1" w:unhideWhenUsed="1"/>
+    <w:lsdException w:name="Smart Hyperlink" w:semiHidden="1" w:unhideWhenUsed="1"/>
+    <w:lsdException w:name="Hashtag" w:semiHidden="1" w:unhideWhenUsed="1"/>
+    <w:lsdException w:name="Unresolved Mention" w:semiHidden="1" w:unhideWhenUsed="1"/>
+    <w:lsdException w:name="Smart Link" w:semiHidden="1" w:unhideWhenUsed="1"/>
   </w:latentStyles>
   <w:style w:type="paragraph" w:default="1" w:styleId="Normal">
     <w:name w:val="Normal"/>
     <w:uiPriority w:val="3"/>
     <w:unhideWhenUsed/>
-    <w:rsid w:val="009D0F8A"/>
+    <w:rsid w:val="00DC6EF1"/>
     <w:pPr>
       <w:widowControl w:val="0"/>
       <w:spacing w:after="0" w:line="240" w:lineRule="atLeast"/>
@@ -10415,29 +11153,6 @@
 </file>
 
 <file path=customXml/item1.xml><?xml version="1.0" encoding="utf-8"?>
-<p:properties xmlns:p="http://schemas.microsoft.com/office/2006/metadata/properties" xmlns:xsi="http://www.w3.org/2001/XMLSchema-instance" xmlns:pc="http://schemas.microsoft.com/office/infopath/2007/PartnerControls">
-  <documentManagement>
-    <SharedWithUsers xmlns="7f0dcb33-685e-48d8-b644-2ef2786c1229">
-      <UserInfo>
-        <DisplayName/>
-        <AccountId xsi:nil="true"/>
-        <AccountType/>
-      </UserInfo>
-    </SharedWithUsers>
-  </documentManagement>
-</p:properties>
-</file>
-
-<file path=customXml/item2.xml><?xml version="1.0" encoding="utf-8"?>
-<?mso-contentType ?>
-<FormTemplates xmlns="http://schemas.microsoft.com/sharepoint/v3/contenttype/forms">
-  <Display>DocumentLibraryForm</Display>
-  <Edit>DocumentLibraryForm</Edit>
-  <New>DocumentLibraryForm</New>
-</FormTemplates>
-</file>
-
-<file path=customXml/item3.xml><?xml version="1.0" encoding="utf-8"?>
 <ct:contentTypeSchema xmlns:ct="http://schemas.microsoft.com/office/2006/metadata/contentType" xmlns:ma="http://schemas.microsoft.com/office/2006/metadata/properties/metaAttributes" ct:_="" ma:_="" ma:contentTypeName="Document" ma:contentTypeID="0x010100B3483E581E535547A5C5133F57803043" ma:contentTypeVersion="7" ma:contentTypeDescription="Create a new document." ma:contentTypeScope="" ma:versionID="26f0e3c34181377a2b428b97b0aacf58">
   <xsd:schema xmlns:xsd="http://www.w3.org/2001/XMLSchema" xmlns:xs="http://www.w3.org/2001/XMLSchema" xmlns:p="http://schemas.microsoft.com/office/2006/metadata/properties" xmlns:ns2="0a074a96-e172-4849-a42b-0522bc04182b" xmlns:ns3="7f0dcb33-685e-48d8-b644-2ef2786c1229" targetNamespace="http://schemas.microsoft.com/office/2006/metadata/properties" ma:root="true" ma:fieldsID="c6eeec6c9df2cadb2fce64bd00511549" ns2:_="" ns3:_="">
     <xsd:import namespace="0a074a96-e172-4849-a42b-0522bc04182b"/>
@@ -10622,25 +11337,30 @@
 </ct:contentTypeSchema>
 </file>
 
-<file path=customXml/itemProps1.xml><?xml version="1.0" encoding="utf-8"?>
-<ds:datastoreItem xmlns:ds="http://schemas.openxmlformats.org/officeDocument/2006/customXml" ds:itemID="{E4B4D352-B35B-4B3A-95D2-902933709BD2}">
-  <ds:schemaRefs>
-    <ds:schemaRef ds:uri="http://schemas.microsoft.com/office/2006/metadata/properties"/>
-    <ds:schemaRef ds:uri="http://schemas.microsoft.com/office/infopath/2007/PartnerControls"/>
-    <ds:schemaRef ds:uri="7f0dcb33-685e-48d8-b644-2ef2786c1229"/>
-  </ds:schemaRefs>
-</ds:datastoreItem>
+<file path=customXml/item2.xml><?xml version="1.0" encoding="utf-8"?>
+<?mso-contentType ?>
+<FormTemplates xmlns="http://schemas.microsoft.com/sharepoint/v3/contenttype/forms">
+  <Display>DocumentLibraryForm</Display>
+  <Edit>DocumentLibraryForm</Edit>
+  <New>DocumentLibraryForm</New>
+</FormTemplates>
 </file>
 
-<file path=customXml/itemProps2.xml><?xml version="1.0" encoding="utf-8"?>
-<ds:datastoreItem xmlns:ds="http://schemas.openxmlformats.org/officeDocument/2006/customXml" ds:itemID="{CEAD825D-2413-46BA-BB1F-DCE637B19B0C}">
-  <ds:schemaRefs>
-    <ds:schemaRef ds:uri="http://schemas.microsoft.com/sharepoint/v3/contenttype/forms"/>
-  </ds:schemaRefs>
-</ds:datastoreItem>
+<file path=customXml/item3.xml><?xml version="1.0" encoding="utf-8"?>
+<p:properties xmlns:p="http://schemas.microsoft.com/office/2006/metadata/properties" xmlns:xsi="http://www.w3.org/2001/XMLSchema-instance" xmlns:pc="http://schemas.microsoft.com/office/infopath/2007/PartnerControls">
+  <documentManagement>
+    <SharedWithUsers xmlns="7f0dcb33-685e-48d8-b644-2ef2786c1229">
+      <UserInfo>
+        <DisplayName/>
+        <AccountId xsi:nil="true"/>
+        <AccountType/>
+      </UserInfo>
+    </SharedWithUsers>
+  </documentManagement>
+</p:properties>
 </file>
 
-<file path=customXml/itemProps3.xml><?xml version="1.0" encoding="utf-8"?>
+<file path=customXml/itemProps1.xml><?xml version="1.0" encoding="utf-8"?>
 <ds:datastoreItem xmlns:ds="http://schemas.openxmlformats.org/officeDocument/2006/customXml" ds:itemID="{2240CE2F-0274-489A-BA80-8887BFB6B269}">
   <ds:schemaRefs>
     <ds:schemaRef ds:uri="http://schemas.microsoft.com/office/2006/metadata/contentType"/>
@@ -10657,4 +11377,22 @@
     <ds:schemaRef ds:uri="http://schemas.microsoft.com/internal/obd"/>
   </ds:schemaRefs>
 </ds:datastoreItem>
+</file>
+
+<file path=customXml/itemProps2.xml><?xml version="1.0" encoding="utf-8"?>
+<ds:datastoreItem xmlns:ds="http://schemas.openxmlformats.org/officeDocument/2006/customXml" ds:itemID="{CEAD825D-2413-46BA-BB1F-DCE637B19B0C}">
+  <ds:schemaRefs>
+    <ds:schemaRef ds:uri="http://schemas.microsoft.com/sharepoint/v3/contenttype/forms"/>
+  </ds:schemaRefs>
+</ds:datastoreItem>
+</file>
+
+<file path=customXml/itemProps3.xml><?xml version="1.0" encoding="utf-8"?>
+<ds:datastoreItem xmlns:ds="http://schemas.openxmlformats.org/officeDocument/2006/customXml" ds:itemID="{E4B4D352-B35B-4B3A-95D2-902933709BD2}">
+  <ds:schemaRefs>
+    <ds:schemaRef ds:uri="http://schemas.microsoft.com/office/2006/metadata/properties"/>
+    <ds:schemaRef ds:uri="http://schemas.microsoft.com/office/infopath/2007/PartnerControls"/>
+    <ds:schemaRef ds:uri="7f0dcb33-685e-48d8-b644-2ef2786c1229"/>
+  </ds:schemaRefs>
+</ds:datastoreItem>
 </file>